--- a/documention/Code document.docx
+++ b/documention/Code document.docx
@@ -1,21 +1,35 @@
 
 <file path=word/document.xml><?xml version="1.0" encoding="utf-8"?>
-<w:document xmlns:wpc="http://schemas.microsoft.com/office/word/2010/wordprocessingCanvas" xmlns:cx="http://schemas.microsoft.com/office/drawing/2014/chartex" xmlns:cx1="http://schemas.microsoft.com/office/drawing/2015/9/8/chartex" xmlns:cx2="http://schemas.microsoft.com/office/drawing/2015/10/21/chartex" xmlns:cx3="http://schemas.microsoft.com/office/drawing/2016/5/9/chartex" xmlns:cx4="http://schemas.microsoft.com/office/drawing/2016/5/10/chartex" xmlns:cx5="http://schemas.microsoft.com/office/drawing/2016/5/11/chartex" xmlns:cx6="http://schemas.microsoft.com/office/drawing/2016/5/12/chartex" xmlns:cx7="http://schemas.microsoft.com/office/drawing/2016/5/13/chartex" xmlns:cx8="http://schemas.microsoft.com/office/drawing/2016/5/14/chartex" xmlns:mc="http://schemas.openxmlformats.org/markup-compatibility/2006" xmlns:aink="http://schemas.microsoft.com/office/drawing/2016/ink" xmlns:am3d="http://schemas.microsoft.com/office/drawing/2017/model3d" xmlns:o="urn:schemas-microsoft-com:office:office" xmlns:oel="http://schemas.microsoft.com/office/2019/extlst" xmlns:r="http://schemas.openxmlformats.org/officeDocument/2006/relationships" xmlns:m="http://schemas.openxmlformats.org/officeDocument/2006/math" xmlns:v="urn:schemas-microsoft-com:vml" xmlns:wp14="http://schemas.microsoft.com/office/word/2010/wordprocessingDrawing" xmlns:wp="http://schemas.openxmlformats.org/drawingml/2006/wordprocessingDrawing" xmlns:w10="urn:schemas-microsoft-com:office:word" xmlns:w="http://schemas.openxmlformats.org/wordprocessingml/2006/main" xmlns:w14="http://schemas.microsoft.com/office/word/2010/wordml" xmlns:w15="http://schemas.microsoft.com/office/word/2012/wordml" xmlns:w16cex="http://schemas.microsoft.com/office/word/2018/wordml/cex" xmlns:w16cid="http://schemas.microsoft.com/office/word/2016/wordml/cid" xmlns:w16="http://schemas.microsoft.com/office/word/2018/wordml" xmlns:w16du="http://schemas.microsoft.com/office/word/2023/wordml/word16du" xmlns:w16sdtdh="http://schemas.microsoft.com/office/word/2020/wordml/sdtdatahash" xmlns:w16sdtfl="http://schemas.microsoft.com/office/word/2024/wordml/sdtformatlock" xmlns:w16se="http://schemas.microsoft.com/office/word/2015/wordml/symex" xmlns:wpg="http://schemas.microsoft.com/office/word/2010/wordprocessingGroup" xmlns:wpi="http://schemas.microsoft.com/office/word/2010/wordprocessingInk" xmlns:wne="http://schemas.microsoft.com/office/word/2006/wordml" xmlns:wps="http://schemas.microsoft.com/office/word/2010/wordprocessingShape" mc:Ignorable="w14 w15 w16se w16cid w16 w16cex w16sdtdh w16sdtfl w16du wp14">
+<w:document xmlns:o="urn:schemas-microsoft-com:office:office" xmlns:r="http://schemas.openxmlformats.org/officeDocument/2006/relationships" xmlns:v="urn:schemas-microsoft-com:vml" xmlns:w="http://schemas.openxmlformats.org/wordprocessingml/2006/main" xmlns:w10="urn:schemas-microsoft-com:office:word" xmlns:wp="http://schemas.openxmlformats.org/drawingml/2006/wordprocessingDrawing" xmlns:pic="http://schemas.openxmlformats.org/drawingml/2006/picture" xmlns:wps="http://schemas.microsoft.com/office/word/2010/wordprocessingShape" xmlns:wpg="http://schemas.microsoft.com/office/word/2010/wordprocessingGroup" xmlns:mc="http://schemas.openxmlformats.org/markup-compatibility/2006" xmlns:wp14="http://schemas.microsoft.com/office/word/2010/wordprocessingDrawing" xmlns:w14="http://schemas.microsoft.com/office/word/2010/wordml" xmlns:w15="http://schemas.microsoft.com/office/word/2012/wordml" mc:Ignorable="w14 wp14 w15">
   <w:body>
     <w:p>
-      <w:r>
+      <w:pPr>
+        <w:pStyle w:val="Normal"/>
+        <w:rPr/>
+      </w:pPr>
+      <w:r>
+        <w:rPr/>
         <w:t>Code document:</w:t>
       </w:r>
     </w:p>
     <w:p>
-      <w:r>
+      <w:pPr>
+        <w:pStyle w:val="Normal"/>
+        <w:rPr/>
+      </w:pPr>
+      <w:r>
+        <w:rPr/>
         <w:t>Camera system:</w:t>
       </w:r>
     </w:p>
     <w:p>
+      <w:pPr>
+        <w:pStyle w:val="Normal"/>
+        <w:rPr/>
+      </w:pPr>
       <w:r>
         <w:drawing>
-          <wp:anchor distT="0" distB="0" distL="114300" distR="114300" simplePos="0" relativeHeight="251658240" behindDoc="0" locked="0" layoutInCell="1" allowOverlap="1" wp14:anchorId="5F3197BA" wp14:editId="00B448C4">
+          <wp:anchor distT="0" distB="0" distL="114300" distR="114300" simplePos="0" relativeHeight="4" behindDoc="0" locked="0" layoutInCell="0" allowOverlap="1">
             <wp:simplePos x="0" y="0"/>
             <wp:positionH relativeFrom="column">
               <wp:posOffset>0</wp:posOffset>
@@ -24,9 +38,9 @@
               <wp:posOffset>3810</wp:posOffset>
             </wp:positionV>
             <wp:extent cx="5731510" cy="3344545"/>
-            <wp:effectExtent l="0" t="0" r="2540" b="8255"/>
+            <wp:effectExtent l="0" t="0" r="0" b="0"/>
             <wp:wrapSquare wrapText="bothSides"/>
-            <wp:docPr id="1425638852" name="Picture 1"/>
+            <wp:docPr id="1" name="Picture 1"/>
             <wp:cNvGraphicFramePr>
               <a:graphicFrameLocks xmlns:a="http://schemas.openxmlformats.org/drawingml/2006/main" noChangeAspect="1"/>
             </wp:cNvGraphicFramePr>
@@ -34,22 +48,18 @@
               <a:graphicData uri="http://schemas.openxmlformats.org/drawingml/2006/picture">
                 <pic:pic xmlns:pic="http://schemas.openxmlformats.org/drawingml/2006/picture">
                   <pic:nvPicPr>
-                    <pic:cNvPr id="1425638852" name=""/>
-                    <pic:cNvPicPr/>
+                    <pic:cNvPr id="1" name="Picture 1"/>
+                    <pic:cNvPicPr>
+                      <a:picLocks noChangeAspect="1" noChangeArrowheads="1"/>
+                    </pic:cNvPicPr>
                   </pic:nvPicPr>
                   <pic:blipFill>
-                    <a:blip r:embed="rId4">
-                      <a:extLst>
-                        <a:ext uri="{28A0092B-C50C-407E-A947-70E740481C1C}">
-                          <a14:useLocalDpi xmlns:a14="http://schemas.microsoft.com/office/drawing/2010/main" val="0"/>
-                        </a:ext>
-                      </a:extLst>
-                    </a:blip>
+                    <a:blip r:embed="rId2"/>
                     <a:stretch>
                       <a:fillRect/>
                     </a:stretch>
                   </pic:blipFill>
-                  <pic:spPr>
+                  <pic:spPr bwMode="auto">
                     <a:xfrm>
                       <a:off x="0" y="0"/>
                       <a:ext cx="5731510" cy="3344545"/>
@@ -57,6 +67,7 @@
                     <a:prstGeom prst="rect">
                       <a:avLst/>
                     </a:prstGeom>
+                    <a:noFill/>
                   </pic:spPr>
                 </pic:pic>
               </a:graphicData>
@@ -65,21 +76,18 @@
         </w:drawing>
       </w:r>
       <w:r>
-        <w:t>(</w:t>
-      </w:r>
-      <w:proofErr w:type="spellStart"/>
-      <w:r>
-        <w:t>bp_thirdpersoncharacter</w:t>
-      </w:r>
-      <w:proofErr w:type="spellEnd"/>
-      <w:r>
-        <w:t>)</w:t>
-      </w:r>
-    </w:p>
-    <w:p>
+        <w:rPr/>
+        <w:t>(bp_thirdpersoncharacter)</w:t>
+      </w:r>
+    </w:p>
+    <w:p>
+      <w:pPr>
+        <w:pStyle w:val="Normal"/>
+        <w:rPr/>
+      </w:pPr>
       <w:r>
         <w:drawing>
-          <wp:anchor distT="0" distB="0" distL="114300" distR="114300" simplePos="0" relativeHeight="251659264" behindDoc="0" locked="0" layoutInCell="1" allowOverlap="1" wp14:anchorId="4CB5A378" wp14:editId="7190B7F1">
+          <wp:anchor distT="0" distB="0" distL="114300" distR="114300" simplePos="0" relativeHeight="5" behindDoc="0" locked="0" layoutInCell="0" allowOverlap="1">
             <wp:simplePos x="0" y="0"/>
             <wp:positionH relativeFrom="column">
               <wp:posOffset>0</wp:posOffset>
@@ -88,9 +96,9 @@
               <wp:posOffset>-2540</wp:posOffset>
             </wp:positionV>
             <wp:extent cx="5731510" cy="2757170"/>
-            <wp:effectExtent l="0" t="0" r="2540" b="5080"/>
+            <wp:effectExtent l="0" t="0" r="0" b="0"/>
             <wp:wrapSquare wrapText="bothSides"/>
-            <wp:docPr id="942293714" name="Picture 1"/>
+            <wp:docPr id="2" name="Image2"/>
             <wp:cNvGraphicFramePr>
               <a:graphicFrameLocks xmlns:a="http://schemas.openxmlformats.org/drawingml/2006/main" noChangeAspect="1"/>
             </wp:cNvGraphicFramePr>
@@ -98,22 +106,18 @@
               <a:graphicData uri="http://schemas.openxmlformats.org/drawingml/2006/picture">
                 <pic:pic xmlns:pic="http://schemas.openxmlformats.org/drawingml/2006/picture">
                   <pic:nvPicPr>
-                    <pic:cNvPr id="942293714" name=""/>
-                    <pic:cNvPicPr/>
+                    <pic:cNvPr id="2" name="Image2"/>
+                    <pic:cNvPicPr>
+                      <a:picLocks noChangeAspect="1" noChangeArrowheads="1"/>
+                    </pic:cNvPicPr>
                   </pic:nvPicPr>
                   <pic:blipFill>
-                    <a:blip r:embed="rId5">
-                      <a:extLst>
-                        <a:ext uri="{28A0092B-C50C-407E-A947-70E740481C1C}">
-                          <a14:useLocalDpi xmlns:a14="http://schemas.microsoft.com/office/drawing/2010/main" val="0"/>
-                        </a:ext>
-                      </a:extLst>
-                    </a:blip>
+                    <a:blip r:embed="rId3"/>
                     <a:stretch>
                       <a:fillRect/>
                     </a:stretch>
                   </pic:blipFill>
-                  <pic:spPr>
+                  <pic:spPr bwMode="auto">
                     <a:xfrm>
                       <a:off x="0" y="0"/>
                       <a:ext cx="5731510" cy="2757170"/>
@@ -121,6 +125,7 @@
                     <a:prstGeom prst="rect">
                       <a:avLst/>
                     </a:prstGeom>
+                    <a:noFill/>
                   </pic:spPr>
                 </pic:pic>
               </a:graphicData>
@@ -129,200 +134,89 @@
         </w:drawing>
       </w:r>
       <w:r>
-        <w:t>(</w:t>
-      </w:r>
-      <w:proofErr w:type="spellStart"/>
-      <w:r>
-        <w:t>bp_camera</w:t>
-      </w:r>
-      <w:proofErr w:type="spellEnd"/>
-      <w:r>
-        <w:t>)</w:t>
-      </w:r>
-    </w:p>
-    <w:p>
-      <w:r>
-        <w:t xml:space="preserve">The 2.5d camera system work through an actor blueprint that use a camera and spring arm with some base setting changed. Blueprint wise we </w:t>
-      </w:r>
-      <w:r>
-        <w:t>must</w:t>
-      </w:r>
-      <w:r>
-        <w:t xml:space="preserve"> </w:t>
-      </w:r>
-      <w:r>
-        <w:t>cover</w:t>
-      </w:r>
-      <w:r>
-        <w:t xml:space="preserve"> the variable follow target which within the character blueprint is set to the </w:t>
-      </w:r>
-      <w:r>
-        <w:t>third person</w:t>
-      </w:r>
-      <w:r>
-        <w:t xml:space="preserve"> base character</w:t>
-      </w:r>
-      <w:r>
-        <w:t>,</w:t>
-      </w:r>
-      <w:r>
-        <w:t xml:space="preserve"> this allows me </w:t>
-      </w:r>
-      <w:proofErr w:type="gramStart"/>
-      <w:r>
-        <w:t>get</w:t>
-      </w:r>
-      <w:proofErr w:type="gramEnd"/>
-      <w:r>
-        <w:t xml:space="preserve"> 2 different sets of locations which th</w:t>
-      </w:r>
-      <w:r>
-        <w:t xml:space="preserve">en </w:t>
-      </w:r>
-      <w:r>
-        <w:t>can be added to create different effects.</w:t>
-      </w:r>
-    </w:p>
-    <w:p>
-      <w:r>
-        <w:lastRenderedPageBreak/>
-        <w:t>To more fully customise the camera</w:t>
-      </w:r>
-      <w:r>
-        <w:t>,</w:t>
-      </w:r>
-      <w:r>
-        <w:t xml:space="preserve"> </w:t>
-      </w:r>
-      <w:r>
-        <w:t xml:space="preserve">I used a </w:t>
-      </w:r>
-      <w:r>
-        <w:t>split struct</w:t>
-      </w:r>
-      <w:r>
-        <w:t xml:space="preserve"> on the addition, so it’d work</w:t>
-      </w:r>
-      <w:r>
-        <w:t xml:space="preserve"> on floats rather than vectors</w:t>
-      </w:r>
-      <w:r>
-        <w:t>,</w:t>
-      </w:r>
-      <w:r>
-        <w:t xml:space="preserve"> on the first part of the add the characters </w:t>
-      </w:r>
-      <w:proofErr w:type="spellStart"/>
-      <w:r>
-        <w:t>xy</w:t>
-      </w:r>
-      <w:proofErr w:type="spellEnd"/>
-      <w:r>
-        <w:t xml:space="preserve"> base values are added to the camera</w:t>
-      </w:r>
-      <w:r>
-        <w:t xml:space="preserve">, </w:t>
-      </w:r>
-      <w:r>
-        <w:t>this added along with the character forward vector times by the camera offset</w:t>
-      </w:r>
-      <w:r>
-        <w:t xml:space="preserve"> a custom variable. Which then adds it x and z values to the </w:t>
-      </w:r>
-      <w:proofErr w:type="spellStart"/>
-      <w:r>
-        <w:t>xy</w:t>
-      </w:r>
-      <w:proofErr w:type="spellEnd"/>
-      <w:r>
-        <w:t xml:space="preserve"> values of the character to make the camera be further away from the base character giving more focus to the scene and more dynamic movement. Finally, the characters base z value runs off a variable which allows 2 options</w:t>
-      </w:r>
-      <w:r>
-        <w:t xml:space="preserve"> for</w:t>
-      </w:r>
-      <w:r>
-        <w:t xml:space="preserve"> the camera</w:t>
-      </w:r>
-      <w:r>
-        <w:t>, either follow</w:t>
-      </w:r>
-      <w:r>
-        <w:t xml:space="preserve"> the characters jump or to lock the z value and not allow the camera to follow, this work by using either the camera or the character base z value then running a select node to decide what to use based on the Boolean. Before connecting this up to the cameras location I had to implement a v </w:t>
-      </w:r>
-      <w:proofErr w:type="spellStart"/>
-      <w:r>
-        <w:t>interp</w:t>
-      </w:r>
-      <w:proofErr w:type="spellEnd"/>
-      <w:r>
-        <w:t xml:space="preserve"> to create a smoother feeling, w</w:t>
-      </w:r>
-      <w:r>
-        <w:t>ith</w:t>
-      </w:r>
-      <w:r>
-        <w:t xml:space="preserve"> the base “current” location being the cameras location then the target being the result of the addition, this is then run on the delta seconds and </w:t>
-      </w:r>
-      <w:proofErr w:type="spellStart"/>
-      <w:r>
-        <w:t>interp</w:t>
-      </w:r>
-      <w:proofErr w:type="spellEnd"/>
-      <w:r>
-        <w:t xml:space="preserve"> speed another variable to decide how fast it moves to the desired location, finally this connect to set the cameras location.</w:t>
-      </w:r>
-    </w:p>
-    <w:p>
-      <w:r>
+        <w:rPr/>
+        <w:t>(bp_camera)</w:t>
+      </w:r>
+    </w:p>
+    <w:p>
+      <w:pPr>
+        <w:pStyle w:val="Normal"/>
+        <w:rPr/>
+      </w:pPr>
+      <w:r>
+        <w:rPr/>
+        <w:t>The 2.5d camera system work through an actor blueprint that use a camera and spring arm with some base setting changed. Blueprint wise we must cover the variable follow target which within the character blueprint is set to the third person base character, this allows me get 2 different sets of locations which then can be added to create different effects.</w:t>
+      </w:r>
+    </w:p>
+    <w:p>
+      <w:pPr>
+        <w:pStyle w:val="Normal"/>
+        <w:rPr/>
+      </w:pPr>
+      <w:r>
+        <w:rPr/>
+        <w:t>To more fully customise the camera, I used a split struct on the addition, so it’d work on floats rather than vectors, on the first part of the add the characters xy base values are added to the camera, this added along with the character forward vector times by the camera offset a custom variable. Which then adds it x and z values to the xy values of the character to make the camera be further away from the base character giving more focus to the scene and more dynamic movement. Finally, the characters base z value runs off a variable which allows 2 options for the camera, either follow the characters jump or to lock the z value and not allow the camera to follow, this work by using either the camera or the character base z value then running a select node to decide what to use based on the Boolean. Before connecting this up to the cameras location I had to implement a v interp to create a smoother feeling, with the base “current” location being the cameras location then the target being the result of the addition, this is then run on the delta seconds and interp speed another variable to decide how fast it moves to the desired location, finally this connect to set the cameras location.</w:t>
+      </w:r>
+    </w:p>
+    <w:p>
+      <w:pPr>
+        <w:pStyle w:val="Normal"/>
+        <w:rPr/>
+      </w:pPr>
+      <w:r>
+        <w:rPr/>
         <w:t>This only the function of the code though as if it was just in the event graph this would only happen once so within the event graph a simple event tick and call of the function, so it’d run every second and continually move the camera.</w:t>
       </w:r>
     </w:p>
     <w:p>
-      <w:r>
-        <w:t>This would work fine but the camera wasn’t present in the scene due to not being placed in scene but that would cause problems with it always starting out in a static position no matter the levels starting position, so within the character blueprint I run a event begin play that then spawn the camera</w:t>
-      </w:r>
-      <w:r>
-        <w:t>, then</w:t>
-      </w:r>
-      <w:r>
-        <w:t xml:space="preserve"> uses the character location to give its base position, and to finally give actual definition to ue5 of what the follow target is through a reference to self</w:t>
-      </w:r>
-      <w:r>
-        <w:t xml:space="preserve">. </w:t>
-      </w:r>
-      <w:r>
-        <w:t>this then go into a blend that use the character as the starting target and the new view target being the cameras new position that it found through the previous code.</w:t>
-      </w:r>
-    </w:p>
-    <w:p>
-      <w:r>
-        <w:t>Move set</w:t>
-      </w:r>
-      <w:r>
-        <w:t>:</w:t>
-      </w:r>
-    </w:p>
-    <w:p>
-      <w:r>
+      <w:pPr>
+        <w:pStyle w:val="Normal"/>
+        <w:rPr/>
+      </w:pPr>
+      <w:r>
+        <w:rPr/>
+        <w:t>This would work fine but the camera wasn’t present in the scene due to not being placed in scene but that would cause problems with it always starting out in a static position no matter the levels starting position, so within the character blueprint I run a event begin play that then spawn the camera, then uses the character location to give its base position, and to finally give actual definition to ue5 of what the follow target is through a reference to self. this then go into a blend that use the character as the starting target and the new view target being the cameras new position that it found through the previous code.</w:t>
+      </w:r>
+    </w:p>
+    <w:p>
+      <w:pPr>
+        <w:pStyle w:val="Normal"/>
+        <w:rPr/>
+      </w:pPr>
+      <w:r>
+        <w:rPr/>
+        <w:t>Move set:</w:t>
+      </w:r>
+    </w:p>
+    <w:p>
+      <w:pPr>
+        <w:pStyle w:val="Normal"/>
+        <w:rPr/>
+      </w:pPr>
+      <w:r>
+        <w:rPr/>
         <w:t>Big jump:</w:t>
       </w:r>
     </w:p>
     <w:p>
-      <w:r>
-        <w:lastRenderedPageBreak/>
+      <w:pPr>
+        <w:pStyle w:val="Normal"/>
+        <w:rPr/>
+      </w:pPr>
+      <w:r>
         <w:drawing>
-          <wp:anchor distT="0" distB="0" distL="114300" distR="114300" simplePos="0" relativeHeight="251660288" behindDoc="0" locked="0" layoutInCell="1" allowOverlap="1" wp14:anchorId="25A76D08" wp14:editId="3501CE0A">
+          <wp:anchor distT="0" distB="0" distL="114300" distR="114300" simplePos="0" relativeHeight="6" behindDoc="0" locked="0" layoutInCell="0" allowOverlap="1">
             <wp:simplePos x="0" y="0"/>
             <wp:positionH relativeFrom="column">
               <wp:posOffset>0</wp:posOffset>
             </wp:positionH>
             <wp:positionV relativeFrom="paragraph">
-              <wp:posOffset>0</wp:posOffset>
+              <wp:posOffset>635</wp:posOffset>
             </wp:positionV>
             <wp:extent cx="5731510" cy="3223260"/>
-            <wp:effectExtent l="0" t="0" r="2540" b="0"/>
+            <wp:effectExtent l="0" t="0" r="0" b="0"/>
             <wp:wrapSquare wrapText="bothSides"/>
-            <wp:docPr id="1423086152" name="Picture 1"/>
+            <wp:docPr id="3" name="Image3"/>
             <wp:cNvGraphicFramePr>
               <a:graphicFrameLocks xmlns:a="http://schemas.openxmlformats.org/drawingml/2006/main" noChangeAspect="1"/>
             </wp:cNvGraphicFramePr>
@@ -330,22 +224,18 @@
               <a:graphicData uri="http://schemas.openxmlformats.org/drawingml/2006/picture">
                 <pic:pic xmlns:pic="http://schemas.openxmlformats.org/drawingml/2006/picture">
                   <pic:nvPicPr>
-                    <pic:cNvPr id="1423086152" name=""/>
-                    <pic:cNvPicPr/>
+                    <pic:cNvPr id="3" name="Image3"/>
+                    <pic:cNvPicPr>
+                      <a:picLocks noChangeAspect="1" noChangeArrowheads="1"/>
+                    </pic:cNvPicPr>
                   </pic:nvPicPr>
                   <pic:blipFill>
-                    <a:blip r:embed="rId6">
-                      <a:extLst>
-                        <a:ext uri="{28A0092B-C50C-407E-A947-70E740481C1C}">
-                          <a14:useLocalDpi xmlns:a14="http://schemas.microsoft.com/office/drawing/2010/main" val="0"/>
-                        </a:ext>
-                      </a:extLst>
-                    </a:blip>
+                    <a:blip r:embed="rId4"/>
                     <a:stretch>
                       <a:fillRect/>
                     </a:stretch>
                   </pic:blipFill>
-                  <pic:spPr>
+                  <pic:spPr bwMode="auto">
                     <a:xfrm>
                       <a:off x="0" y="0"/>
                       <a:ext cx="5731510" cy="3223260"/>
@@ -353,6 +243,7 @@
                     <a:prstGeom prst="rect">
                       <a:avLst/>
                     </a:prstGeom>
+                    <a:noFill/>
                   </pic:spPr>
                 </pic:pic>
               </a:graphicData>
@@ -361,31 +252,52 @@
         </w:drawing>
       </w:r>
       <w:r>
+        <w:rPr/>
         <w:t>(bp third person character)</w:t>
       </w:r>
     </w:p>
     <w:p>
-      <w:r>
+      <w:pPr>
+        <w:pStyle w:val="Normal"/>
+        <w:rPr/>
+      </w:pPr>
+      <w:r>
+        <w:rPr/>
         <w:t>Big jump refers to the variable jump with the base option still being present but also recognising a hold as a big jump, this work by when the ue5 receives the input it run through a do once to stop the jump from spamming every frame the key is down, then setting the jump z velocity higher and running the jump event.</w:t>
       </w:r>
     </w:p>
     <w:p>
-      <w:r>
+      <w:pPr>
+        <w:pStyle w:val="Normal"/>
+        <w:rPr/>
+      </w:pPr>
+      <w:r>
+        <w:rPr/>
         <w:t>Once the input is completed it reset the jump height and the do once.</w:t>
       </w:r>
     </w:p>
     <w:p>
-      <w:r>
+      <w:pPr>
+        <w:pStyle w:val="Normal"/>
+        <w:rPr/>
+      </w:pPr>
+      <w:r>
+        <w:rPr/>
         <w:t>Dive:</w:t>
       </w:r>
     </w:p>
     <w:p>
-      <w:r>
+      <w:pPr>
+        <w:pStyle w:val="Normal"/>
+        <w:rPr/>
+      </w:pPr>
+      <w:r>
+        <w:rPr/>
         <w:drawing>
-          <wp:inline distT="0" distB="0" distL="0" distR="0" wp14:anchorId="33370899" wp14:editId="51179B10">
+          <wp:inline distT="0" distB="0" distL="0" distR="0">
             <wp:extent cx="5731510" cy="2444115"/>
-            <wp:effectExtent l="0" t="0" r="2540" b="0"/>
-            <wp:docPr id="1450916219" name="Picture 1"/>
+            <wp:effectExtent l="0" t="0" r="0" b="0"/>
+            <wp:docPr id="4" name="Image4"/>
             <wp:cNvGraphicFramePr>
               <a:graphicFrameLocks xmlns:a="http://schemas.openxmlformats.org/drawingml/2006/main" noChangeAspect="1"/>
             </wp:cNvGraphicFramePr>
@@ -393,8 +305,188 @@
               <a:graphicData uri="http://schemas.openxmlformats.org/drawingml/2006/picture">
                 <pic:pic xmlns:pic="http://schemas.openxmlformats.org/drawingml/2006/picture">
                   <pic:nvPicPr>
-                    <pic:cNvPr id="1450916219" name=""/>
-                    <pic:cNvPicPr/>
+                    <pic:cNvPr id="4" name="Image4"/>
+                    <pic:cNvPicPr>
+                      <a:picLocks noChangeAspect="1" noChangeArrowheads="1"/>
+                    </pic:cNvPicPr>
+                  </pic:nvPicPr>
+                  <pic:blipFill>
+                    <a:blip r:embed="rId5"/>
+                    <a:stretch>
+                      <a:fillRect/>
+                    </a:stretch>
+                  </pic:blipFill>
+                  <pic:spPr bwMode="auto">
+                    <a:xfrm>
+                      <a:off x="0" y="0"/>
+                      <a:ext cx="5731510" cy="2444115"/>
+                    </a:xfrm>
+                    <a:prstGeom prst="rect">
+                      <a:avLst/>
+                    </a:prstGeom>
+                    <a:noFill/>
+                  </pic:spPr>
+                </pic:pic>
+              </a:graphicData>
+            </a:graphic>
+          </wp:inline>
+        </w:drawing>
+      </w:r>
+    </w:p>
+    <w:p>
+      <w:pPr>
+        <w:pStyle w:val="Normal"/>
+        <w:rPr/>
+      </w:pPr>
+      <w:r>
+        <w:rPr/>
+        <w:t>(bp third person character)</w:t>
+      </w:r>
+    </w:p>
+    <w:p>
+      <w:pPr>
+        <w:pStyle w:val="Normal"/>
+        <w:rPr/>
+      </w:pPr>
+      <w:r>
+        <w:rPr/>
+        <w:drawing>
+          <wp:inline distT="0" distB="0" distL="0" distR="0">
+            <wp:extent cx="5731510" cy="2724785"/>
+            <wp:effectExtent l="0" t="0" r="0" b="0"/>
+            <wp:docPr id="5" name="Image5"/>
+            <wp:cNvGraphicFramePr>
+              <a:graphicFrameLocks xmlns:a="http://schemas.openxmlformats.org/drawingml/2006/main" noChangeAspect="1"/>
+            </wp:cNvGraphicFramePr>
+            <a:graphic xmlns:a="http://schemas.openxmlformats.org/drawingml/2006/main">
+              <a:graphicData uri="http://schemas.openxmlformats.org/drawingml/2006/picture">
+                <pic:pic xmlns:pic="http://schemas.openxmlformats.org/drawingml/2006/picture">
+                  <pic:nvPicPr>
+                    <pic:cNvPr id="5" name="Image5"/>
+                    <pic:cNvPicPr>
+                      <a:picLocks noChangeAspect="1" noChangeArrowheads="1"/>
+                    </pic:cNvPicPr>
+                  </pic:nvPicPr>
+                  <pic:blipFill>
+                    <a:blip r:embed="rId6"/>
+                    <a:stretch>
+                      <a:fillRect/>
+                    </a:stretch>
+                  </pic:blipFill>
+                  <pic:spPr bwMode="auto">
+                    <a:xfrm>
+                      <a:off x="0" y="0"/>
+                      <a:ext cx="5731510" cy="2724785"/>
+                    </a:xfrm>
+                    <a:prstGeom prst="rect">
+                      <a:avLst/>
+                    </a:prstGeom>
+                    <a:noFill/>
+                  </pic:spPr>
+                </pic:pic>
+              </a:graphicData>
+            </a:graphic>
+          </wp:inline>
+        </w:drawing>
+      </w:r>
+    </w:p>
+    <w:p>
+      <w:pPr>
+        <w:pStyle w:val="Normal"/>
+        <w:rPr/>
+      </w:pPr>
+      <w:r>
+        <w:rPr/>
+        <w:t>(bp third person character)</w:t>
+      </w:r>
+    </w:p>
+    <w:p>
+      <w:pPr>
+        <w:pStyle w:val="Normal"/>
+        <w:rPr/>
+      </w:pPr>
+      <w:r>
+        <w:rPr/>
+        <w:t>The dive system has 2 different aspects to it the initial jump itself then the stun afterwards.</w:t>
+      </w:r>
+    </w:p>
+    <w:p>
+      <w:pPr>
+        <w:pStyle w:val="Normal"/>
+        <w:rPr/>
+      </w:pPr>
+      <w:r>
+        <w:rPr/>
+        <w:t>The dive itself work through getting the character movement component then get is falling? so I can run it through a branch, if true it go throughs a do once which then launch the character based on it forward vector times by the custom variable forward dash momentum but only its x value this then is plugged in to the launch node which then runs a delay and make the bool dived true, once this is complete the do once resets.</w:t>
+      </w:r>
+    </w:p>
+    <w:p>
+      <w:pPr>
+        <w:pStyle w:val="Normal"/>
+        <w:rPr/>
+      </w:pPr>
+      <w:r>
+        <w:rPr/>
+        <w:t>The stun mechanic runs on an event tick (I need find a better option here for optimising, too many event ticks= bad) which goes through 2 branches checking if the player is on the ground and if so, is dived true, if all true set the character movement mode to none, run a delay then set it back to walking after this the dived variable goes to false.</w:t>
+      </w:r>
+    </w:p>
+    <w:p>
+      <w:pPr>
+        <w:pStyle w:val="Normal"/>
+        <w:rPr/>
+      </w:pPr>
+      <w:r>
+        <w:rPr/>
+      </w:r>
+    </w:p>
+    <w:p>
+      <w:pPr>
+        <w:pStyle w:val="Heading2"/>
+        <w:rPr>
+          <w:u w:val="single"/>
+        </w:rPr>
+      </w:pPr>
+      <w:r>
+        <w:rPr>
+          <w:u w:val="single"/>
+        </w:rPr>
+        <w:t>Lock &amp; Key Mechanism</w:t>
+      </w:r>
+    </w:p>
+    <w:p>
+      <w:pPr>
+        <w:pStyle w:val="Normal"/>
+        <w:rPr>
+          <w:b w:val="false"/>
+          <w:bCs w:val="false"/>
+          <w:u w:val="none"/>
+        </w:rPr>
+      </w:pPr>
+      <w:r>
+        <w:drawing>
+          <wp:anchor distT="0" distB="0" distL="0" distR="0" simplePos="0" relativeHeight="7" behindDoc="0" locked="0" layoutInCell="0" allowOverlap="1">
+            <wp:simplePos x="0" y="0"/>
+            <wp:positionH relativeFrom="column">
+              <wp:posOffset>3810</wp:posOffset>
+            </wp:positionH>
+            <wp:positionV relativeFrom="paragraph">
+              <wp:posOffset>635</wp:posOffset>
+            </wp:positionV>
+            <wp:extent cx="2752090" cy="875665"/>
+            <wp:effectExtent l="0" t="0" r="0" b="0"/>
+            <wp:wrapSquare wrapText="largest"/>
+            <wp:docPr id="6" name="Image1"/>
+            <wp:cNvGraphicFramePr>
+              <a:graphicFrameLocks xmlns:a="http://schemas.openxmlformats.org/drawingml/2006/main" noChangeAspect="1"/>
+            </wp:cNvGraphicFramePr>
+            <a:graphic xmlns:a="http://schemas.openxmlformats.org/drawingml/2006/main">
+              <a:graphicData uri="http://schemas.openxmlformats.org/drawingml/2006/picture">
+                <pic:pic xmlns:pic="http://schemas.openxmlformats.org/drawingml/2006/picture">
+                  <pic:nvPicPr>
+                    <pic:cNvPr id="6" name="Image1"/>
+                    <pic:cNvPicPr>
+                      <a:picLocks noChangeAspect="1" noChangeArrowheads="1"/>
+                    </pic:cNvPicPr>
                   </pic:nvPicPr>
                   <pic:blipFill>
                     <a:blip r:embed="rId7"/>
@@ -402,35 +494,94 @@
                       <a:fillRect/>
                     </a:stretch>
                   </pic:blipFill>
-                  <pic:spPr>
+                  <pic:spPr bwMode="auto">
                     <a:xfrm>
                       <a:off x="0" y="0"/>
-                      <a:ext cx="5731510" cy="2444115"/>
+                      <a:ext cx="2752090" cy="875665"/>
                     </a:xfrm>
                     <a:prstGeom prst="rect">
                       <a:avLst/>
                     </a:prstGeom>
+                    <a:noFill/>
                   </pic:spPr>
                 </pic:pic>
               </a:graphicData>
             </a:graphic>
-          </wp:inline>
+          </wp:anchor>
         </w:drawing>
       </w:r>
-    </w:p>
-    <w:p>
-      <w:r>
-        <w:t>(bp third person character)</w:t>
-      </w:r>
-    </w:p>
-    <w:p>
-      <w:r>
-        <w:lastRenderedPageBreak/>
+      <w:r>
+        <w:rPr>
+          <w:b w:val="false"/>
+          <w:bCs w:val="false"/>
+          <w:u w:val="none"/>
+        </w:rPr>
+        <w:t>These Boolean values were created on BP_ThirdPersonCharacter and categorised to avoid cluttering.</w:t>
+      </w:r>
+    </w:p>
+    <w:p>
+      <w:pPr>
+        <w:pStyle w:val="Normal"/>
+        <w:rPr>
+          <w:b w:val="false"/>
+          <w:bCs w:val="false"/>
+          <w:u w:val="none"/>
+        </w:rPr>
+      </w:pPr>
+      <w:r>
+        <w:rPr>
+          <w:b w:val="false"/>
+          <w:bCs w:val="false"/>
+          <w:u w:val="none"/>
+        </w:rPr>
+      </w:r>
+    </w:p>
+    <w:p>
+      <w:pPr>
+        <w:pStyle w:val="Normal"/>
+        <w:rPr>
+          <w:b w:val="false"/>
+          <w:bCs w:val="false"/>
+          <w:u w:val="none"/>
+        </w:rPr>
+      </w:pPr>
+      <w:r>
+        <w:rPr>
+          <w:b w:val="false"/>
+          <w:bCs w:val="false"/>
+          <w:u w:val="none"/>
+        </w:rPr>
+        <w:t>To make it so one object works for the different key types I anticipate us adding, an enumeration named “Keys” was created and currently has the 3 temporary values ‘key1’ ‘key2’ and ‘key3’</w:t>
+      </w:r>
+    </w:p>
+    <w:p>
+      <w:pPr>
+        <w:pStyle w:val="Normal"/>
+        <w:rPr>
+          <w:b w:val="false"/>
+          <w:bCs w:val="false"/>
+          <w:u w:val="none"/>
+        </w:rPr>
+      </w:pPr>
+      <w:r>
+        <w:rPr>
+          <w:b w:val="false"/>
+          <w:bCs w:val="false"/>
+          <w:u w:val="none"/>
+        </w:rPr>
         <w:drawing>
-          <wp:inline distT="0" distB="0" distL="0" distR="0" wp14:anchorId="722C9B21" wp14:editId="69D09375">
-            <wp:extent cx="5731510" cy="2724785"/>
-            <wp:effectExtent l="0" t="0" r="2540" b="0"/>
-            <wp:docPr id="1565962231" name="Picture 1"/>
+          <wp:anchor distT="0" distB="0" distL="0" distR="0" simplePos="0" relativeHeight="8" behindDoc="0" locked="0" layoutInCell="0" allowOverlap="1">
+            <wp:simplePos x="0" y="0"/>
+            <wp:positionH relativeFrom="column">
+              <wp:align>center</wp:align>
+            </wp:positionH>
+            <wp:positionV relativeFrom="paragraph">
+              <wp:posOffset>635</wp:posOffset>
+            </wp:positionV>
+            <wp:extent cx="5731510" cy="1268095"/>
+            <wp:effectExtent l="0" t="0" r="0" b="0"/>
+            <wp:wrapSquare wrapText="largest"/>
+            <wp:docPr id="7" name="Image6"/>
             <wp:cNvGraphicFramePr>
               <a:graphicFrameLocks xmlns:a="http://schemas.openxmlformats.org/drawingml/2006/main" noChangeAspect="1"/>
             </wp:cNvGraphicFramePr>
@@ -438,8 +589,10 @@
               <a:graphicData uri="http://schemas.openxmlformats.org/drawingml/2006/picture">
                 <pic:pic xmlns:pic="http://schemas.openxmlformats.org/drawingml/2006/picture">
                   <pic:nvPicPr>
-                    <pic:cNvPr id="1565962231" name=""/>
-                    <pic:cNvPicPr/>
+                    <pic:cNvPr id="7" name="Image6"/>
+                    <pic:cNvPicPr>
+                      <a:picLocks noChangeAspect="1" noChangeArrowheads="1"/>
+                    </pic:cNvPicPr>
                   </pic:nvPicPr>
                   <pic:blipFill>
                     <a:blip r:embed="rId8"/>
@@ -447,58 +600,355 @@
                       <a:fillRect/>
                     </a:stretch>
                   </pic:blipFill>
-                  <pic:spPr>
+                  <pic:spPr bwMode="auto">
                     <a:xfrm>
                       <a:off x="0" y="0"/>
-                      <a:ext cx="5731510" cy="2724785"/>
+                      <a:ext cx="5731510" cy="1268095"/>
                     </a:xfrm>
                     <a:prstGeom prst="rect">
                       <a:avLst/>
                     </a:prstGeom>
+                    <a:noFill/>
                   </pic:spPr>
                 </pic:pic>
               </a:graphicData>
             </a:graphic>
-          </wp:inline>
+          </wp:anchor>
         </w:drawing>
       </w:r>
     </w:p>
     <w:p>
-      <w:r>
-        <w:t>(bp third person character)</w:t>
-      </w:r>
-    </w:p>
-    <w:p>
-      <w:r>
-        <w:t>The dive system has 2 different aspects to it the initial jump itself then the stun afterwards.</w:t>
-      </w:r>
-    </w:p>
-    <w:p>
-      <w:r>
-        <w:t>The dive itself work through getting the character movement component then get is falling? so I can run it through a branch, if true it go throughs a do once which then launch the character based on it forward vector times by the custom variable forward dash momentum but only its x value this then is plugged in to the launch node which then runs a delay and make the bool dived true, once this is complete the do once resets.</w:t>
-      </w:r>
-    </w:p>
-    <w:p>
-      <w:r>
-        <w:t>The stun mechanic runs on an event tick (I need find a better option here for optimising, too many event ticks= bad) which goes through 2 branches checking if the player is on the ground and if so, is dived true, if all true set the character movement mode to none, run a delay then set it back to walking after this the dived variable goes to false.</w:t>
+      <w:pPr>
+        <w:pStyle w:val="Normal"/>
+        <w:rPr>
+          <w:b w:val="false"/>
+          <w:bCs w:val="false"/>
+          <w:u w:val="none"/>
+        </w:rPr>
+      </w:pPr>
+      <w:r>
+        <w:rPr>
+          <w:b w:val="false"/>
+          <w:bCs w:val="false"/>
+          <w:u w:val="none"/>
+        </w:rPr>
+        <w:t>The ‘BP_keyPickup’ object is currently a sphere with a hitbox, when the player overlaps this hitbox, it casts to the player and changes the boolean of the key assigned to the pickup to true, and then destroys itself.</w:t>
+      </w:r>
+    </w:p>
+    <w:p>
+      <w:pPr>
+        <w:pStyle w:val="Normal"/>
+        <w:rPr>
+          <w:b w:val="false"/>
+          <w:bCs w:val="false"/>
+          <w:u w:val="none"/>
+        </w:rPr>
+      </w:pPr>
+      <w:r>
+        <w:rPr>
+          <w:b w:val="false"/>
+          <w:bCs w:val="false"/>
+          <w:u w:val="none"/>
+        </w:rPr>
+      </w:r>
+    </w:p>
+    <w:p>
+      <w:pPr>
+        <w:pStyle w:val="Normal"/>
+        <w:rPr>
+          <w:b w:val="false"/>
+          <w:bCs w:val="false"/>
+          <w:u w:val="none"/>
+        </w:rPr>
+      </w:pPr>
+      <w:r>
+        <w:rPr>
+          <w:b w:val="false"/>
+          <w:bCs w:val="false"/>
+          <w:u w:val="none"/>
+        </w:rPr>
+        <w:drawing>
+          <wp:anchor distT="0" distB="0" distL="0" distR="0" simplePos="0" relativeHeight="9" behindDoc="0" locked="0" layoutInCell="0" allowOverlap="1">
+            <wp:simplePos x="0" y="0"/>
+            <wp:positionH relativeFrom="column">
+              <wp:align>center</wp:align>
+            </wp:positionH>
+            <wp:positionV relativeFrom="paragraph">
+              <wp:posOffset>635</wp:posOffset>
+            </wp:positionV>
+            <wp:extent cx="5731510" cy="1204595"/>
+            <wp:effectExtent l="0" t="0" r="0" b="0"/>
+            <wp:wrapSquare wrapText="largest"/>
+            <wp:docPr id="8" name="Image7"/>
+            <wp:cNvGraphicFramePr>
+              <a:graphicFrameLocks xmlns:a="http://schemas.openxmlformats.org/drawingml/2006/main" noChangeAspect="1"/>
+            </wp:cNvGraphicFramePr>
+            <a:graphic xmlns:a="http://schemas.openxmlformats.org/drawingml/2006/main">
+              <a:graphicData uri="http://schemas.openxmlformats.org/drawingml/2006/picture">
+                <pic:pic xmlns:pic="http://schemas.openxmlformats.org/drawingml/2006/picture">
+                  <pic:nvPicPr>
+                    <pic:cNvPr id="8" name="Image7"/>
+                    <pic:cNvPicPr>
+                      <a:picLocks noChangeAspect="1" noChangeArrowheads="1"/>
+                    </pic:cNvPicPr>
+                  </pic:nvPicPr>
+                  <pic:blipFill>
+                    <a:blip r:embed="rId9"/>
+                    <a:stretch>
+                      <a:fillRect/>
+                    </a:stretch>
+                  </pic:blipFill>
+                  <pic:spPr bwMode="auto">
+                    <a:xfrm>
+                      <a:off x="0" y="0"/>
+                      <a:ext cx="5731510" cy="1204595"/>
+                    </a:xfrm>
+                    <a:prstGeom prst="rect">
+                      <a:avLst/>
+                    </a:prstGeom>
+                    <a:noFill/>
+                  </pic:spPr>
+                </pic:pic>
+              </a:graphicData>
+            </a:graphic>
+          </wp:anchor>
+        </w:drawing>
+      </w:r>
+    </w:p>
+    <w:p>
+      <w:pPr>
+        <w:pStyle w:val="Normal"/>
+        <w:rPr>
+          <w:b w:val="false"/>
+          <w:bCs w:val="false"/>
+          <w:u w:val="none"/>
+        </w:rPr>
+      </w:pPr>
+      <w:r>
+        <w:rPr>
+          <w:b w:val="false"/>
+          <w:bCs w:val="false"/>
+          <w:u w:val="none"/>
+        </w:rPr>
+        <w:t>When the game starts, the door checks it’s current position in the world and saves it as ‘doorLocation’</w:t>
+      </w:r>
+    </w:p>
+    <w:p>
+      <w:pPr>
+        <w:pStyle w:val="Normal"/>
+        <w:rPr>
+          <w:b w:val="false"/>
+          <w:bCs w:val="false"/>
+          <w:u w:val="none"/>
+        </w:rPr>
+      </w:pPr>
+      <w:r>
+        <w:rPr>
+          <w:b w:val="false"/>
+          <w:bCs w:val="false"/>
+          <w:u w:val="none"/>
+        </w:rPr>
+      </w:r>
+    </w:p>
+    <w:p>
+      <w:pPr>
+        <w:pStyle w:val="Normal"/>
+        <w:rPr>
+          <w:b w:val="false"/>
+          <w:bCs w:val="false"/>
+          <w:u w:val="none"/>
+        </w:rPr>
+      </w:pPr>
+      <w:r>
+        <w:rPr>
+          <w:b w:val="false"/>
+          <w:bCs w:val="false"/>
+          <w:u w:val="none"/>
+        </w:rPr>
+        <w:drawing>
+          <wp:anchor distT="0" distB="0" distL="0" distR="0" simplePos="0" relativeHeight="10" behindDoc="0" locked="0" layoutInCell="0" allowOverlap="1">
+            <wp:simplePos x="0" y="0"/>
+            <wp:positionH relativeFrom="column">
+              <wp:align>center</wp:align>
+            </wp:positionH>
+            <wp:positionV relativeFrom="paragraph">
+              <wp:posOffset>635</wp:posOffset>
+            </wp:positionV>
+            <wp:extent cx="5731510" cy="1561465"/>
+            <wp:effectExtent l="0" t="0" r="0" b="0"/>
+            <wp:wrapSquare wrapText="largest"/>
+            <wp:docPr id="9" name="Image8"/>
+            <wp:cNvGraphicFramePr>
+              <a:graphicFrameLocks xmlns:a="http://schemas.openxmlformats.org/drawingml/2006/main" noChangeAspect="1"/>
+            </wp:cNvGraphicFramePr>
+            <a:graphic xmlns:a="http://schemas.openxmlformats.org/drawingml/2006/main">
+              <a:graphicData uri="http://schemas.openxmlformats.org/drawingml/2006/picture">
+                <pic:pic xmlns:pic="http://schemas.openxmlformats.org/drawingml/2006/picture">
+                  <pic:nvPicPr>
+                    <pic:cNvPr id="9" name="Image8"/>
+                    <pic:cNvPicPr>
+                      <a:picLocks noChangeAspect="1" noChangeArrowheads="1"/>
+                    </pic:cNvPicPr>
+                  </pic:nvPicPr>
+                  <pic:blipFill>
+                    <a:blip r:embed="rId10"/>
+                    <a:stretch>
+                      <a:fillRect/>
+                    </a:stretch>
+                  </pic:blipFill>
+                  <pic:spPr bwMode="auto">
+                    <a:xfrm>
+                      <a:off x="0" y="0"/>
+                      <a:ext cx="5731510" cy="1561465"/>
+                    </a:xfrm>
+                    <a:prstGeom prst="rect">
+                      <a:avLst/>
+                    </a:prstGeom>
+                    <a:noFill/>
+                  </pic:spPr>
+                </pic:pic>
+              </a:graphicData>
+            </a:graphic>
+          </wp:anchor>
+        </w:drawing>
+      </w:r>
+    </w:p>
+    <w:p>
+      <w:pPr>
+        <w:pStyle w:val="Normal"/>
+        <w:rPr>
+          <w:b w:val="false"/>
+          <w:bCs w:val="false"/>
+          <w:u w:val="none"/>
+        </w:rPr>
+      </w:pPr>
+      <w:r>
+        <w:rPr>
+          <w:b w:val="false"/>
+          <w:bCs w:val="false"/>
+          <w:u w:val="none"/>
+        </w:rPr>
+        <w:t>The door then uses the same on begin overlap logic as the key pickup</w:t>
+      </w:r>
+    </w:p>
+    <w:p>
+      <w:pPr>
+        <w:pStyle w:val="Normal"/>
+        <w:rPr>
+          <w:b w:val="false"/>
+          <w:bCs w:val="false"/>
+          <w:u w:val="none"/>
+        </w:rPr>
+      </w:pPr>
+      <w:r>
+        <w:rPr>
+          <w:b w:val="false"/>
+          <w:bCs w:val="false"/>
+          <w:u w:val="none"/>
+        </w:rPr>
+      </w:r>
+    </w:p>
+    <w:p>
+      <w:pPr>
+        <w:pStyle w:val="Normal"/>
+        <w:rPr>
+          <w:b w:val="false"/>
+          <w:bCs w:val="false"/>
+          <w:u w:val="none"/>
+        </w:rPr>
+      </w:pPr>
+      <w:r>
+        <w:rPr>
+          <w:b w:val="false"/>
+          <w:bCs w:val="false"/>
+          <w:u w:val="none"/>
+        </w:rPr>
+        <w:drawing>
+          <wp:anchor distT="0" distB="0" distL="0" distR="0" simplePos="0" relativeHeight="11" behindDoc="0" locked="0" layoutInCell="0" allowOverlap="1">
+            <wp:simplePos x="0" y="0"/>
+            <wp:positionH relativeFrom="column">
+              <wp:align>center</wp:align>
+            </wp:positionH>
+            <wp:positionV relativeFrom="paragraph">
+              <wp:posOffset>635</wp:posOffset>
+            </wp:positionV>
+            <wp:extent cx="5731510" cy="1525905"/>
+            <wp:effectExtent l="0" t="0" r="0" b="0"/>
+            <wp:wrapSquare wrapText="largest"/>
+            <wp:docPr id="10" name="Image9"/>
+            <wp:cNvGraphicFramePr>
+              <a:graphicFrameLocks xmlns:a="http://schemas.openxmlformats.org/drawingml/2006/main" noChangeAspect="1"/>
+            </wp:cNvGraphicFramePr>
+            <a:graphic xmlns:a="http://schemas.openxmlformats.org/drawingml/2006/main">
+              <a:graphicData uri="http://schemas.openxmlformats.org/drawingml/2006/picture">
+                <pic:pic xmlns:pic="http://schemas.openxmlformats.org/drawingml/2006/picture">
+                  <pic:nvPicPr>
+                    <pic:cNvPr id="10" name="Image9"/>
+                    <pic:cNvPicPr>
+                      <a:picLocks noChangeAspect="1" noChangeArrowheads="1"/>
+                    </pic:cNvPicPr>
+                  </pic:nvPicPr>
+                  <pic:blipFill>
+                    <a:blip r:embed="rId11"/>
+                    <a:stretch>
+                      <a:fillRect/>
+                    </a:stretch>
+                  </pic:blipFill>
+                  <pic:spPr bwMode="auto">
+                    <a:xfrm>
+                      <a:off x="0" y="0"/>
+                      <a:ext cx="5731510" cy="1525905"/>
+                    </a:xfrm>
+                    <a:prstGeom prst="rect">
+                      <a:avLst/>
+                    </a:prstGeom>
+                    <a:noFill/>
+                  </pic:spPr>
+                </pic:pic>
+              </a:graphicData>
+            </a:graphic>
+          </wp:anchor>
+        </w:drawing>
+      </w:r>
+    </w:p>
+    <w:p>
+      <w:pPr>
+        <w:pStyle w:val="Normal"/>
+        <w:spacing w:before="0" w:after="160"/>
+        <w:rPr>
+          <w:b w:val="false"/>
+          <w:bCs w:val="false"/>
+          <w:u w:val="none"/>
+        </w:rPr>
+      </w:pPr>
+      <w:r>
+        <w:rPr>
+          <w:b w:val="false"/>
+          <w:bCs w:val="false"/>
+          <w:u w:val="none"/>
+        </w:rPr>
+        <w:t>The door then checks the player to see if they have the relevant key, and if they do it moves out of the way.</w:t>
       </w:r>
     </w:p>
     <w:sectPr>
+      <w:type w:val="nextPage"/>
       <w:pgSz w:w="11906" w:h="16838"/>
-      <w:pgMar w:top="1440" w:right="1440" w:bottom="1440" w:left="1440" w:header="708" w:footer="708" w:gutter="0"/>
-      <w:cols w:space="708"/>
-      <w:docGrid w:linePitch="360"/>
+      <w:pgMar w:left="1440" w:right="1440" w:gutter="0" w:header="0" w:top="1440" w:footer="0" w:bottom="1440"/>
+      <w:pgNumType w:fmt="decimal"/>
+      <w:formProt w:val="false"/>
+      <w:textDirection w:val="lrTb"/>
+      <w:docGrid w:type="default" w:linePitch="360" w:charSpace="0"/>
     </w:sectPr>
   </w:body>
 </w:document>
 </file>
 
 <file path=word/styles.xml><?xml version="1.0" encoding="utf-8"?>
-<w:styles xmlns:mc="http://schemas.openxmlformats.org/markup-compatibility/2006" xmlns:r="http://schemas.openxmlformats.org/officeDocument/2006/relationships" xmlns:w="http://schemas.openxmlformats.org/wordprocessingml/2006/main" xmlns:w14="http://schemas.microsoft.com/office/word/2010/wordml" xmlns:w15="http://schemas.microsoft.com/office/word/2012/wordml" xmlns:w16cex="http://schemas.microsoft.com/office/word/2018/wordml/cex" xmlns:w16cid="http://schemas.microsoft.com/office/word/2016/wordml/cid" xmlns:w16="http://schemas.microsoft.com/office/word/2018/wordml" xmlns:w16du="http://schemas.microsoft.com/office/word/2023/wordml/word16du" xmlns:w16sdtdh="http://schemas.microsoft.com/office/word/2020/wordml/sdtdatahash" xmlns:w16sdtfl="http://schemas.microsoft.com/office/word/2024/wordml/sdtformatlock" xmlns:w16se="http://schemas.microsoft.com/office/word/2015/wordml/symex" mc:Ignorable="w14 w15 w16se w16cid w16 w16cex w16sdtdh w16sdtfl w16du">
+<w:styles xmlns:w="http://schemas.openxmlformats.org/wordprocessingml/2006/main" xmlns:w14="http://schemas.microsoft.com/office/word/2010/wordml" xmlns:mc="http://schemas.openxmlformats.org/markup-compatibility/2006" mc:Ignorable="w14">
   <w:docDefaults>
     <w:rPrDefault>
       <w:rPr>
-        <w:rFonts w:asciiTheme="minorHAnsi" w:eastAsiaTheme="minorHAnsi" w:hAnsiTheme="minorHAnsi" w:cstheme="minorBidi"/>
+        <w:rFonts w:ascii="Aptos" w:hAnsi="Aptos" w:eastAsia="Aptos" w:cs="" w:asciiTheme="minorHAnsi" w:cstheme="minorBidi" w:eastAsiaTheme="minorHAnsi" w:hAnsiTheme="minorHAnsi"/>
         <w:kern w:val="2"/>
         <w:sz w:val="24"/>
         <w:szCs w:val="24"/>
@@ -508,21 +958,21 @@
     </w:rPrDefault>
     <w:pPrDefault>
       <w:pPr>
-        <w:spacing w:after="160" w:line="278" w:lineRule="auto"/>
+        <w:suppressAutoHyphens w:val="true"/>
       </w:pPr>
     </w:pPrDefault>
   </w:docDefaults>
   <w:latentStyles w:defLockedState="0" w:defUIPriority="99" w:defSemiHidden="0" w:defUnhideWhenUsed="0" w:defQFormat="0" w:count="376">
     <w:lsdException w:name="Normal" w:uiPriority="0" w:qFormat="1"/>
     <w:lsdException w:name="heading 1" w:uiPriority="9" w:qFormat="1"/>
-    <w:lsdException w:name="heading 2" w:semiHidden="1" w:uiPriority="9" w:unhideWhenUsed="1" w:qFormat="1"/>
-    <w:lsdException w:name="heading 3" w:semiHidden="1" w:uiPriority="9" w:unhideWhenUsed="1" w:qFormat="1"/>
-    <w:lsdException w:name="heading 4" w:semiHidden="1" w:uiPriority="9" w:unhideWhenUsed="1" w:qFormat="1"/>
-    <w:lsdException w:name="heading 5" w:semiHidden="1" w:uiPriority="9" w:unhideWhenUsed="1" w:qFormat="1"/>
-    <w:lsdException w:name="heading 6" w:semiHidden="1" w:uiPriority="9" w:unhideWhenUsed="1" w:qFormat="1"/>
-    <w:lsdException w:name="heading 7" w:semiHidden="1" w:uiPriority="9" w:unhideWhenUsed="1" w:qFormat="1"/>
-    <w:lsdException w:name="heading 8" w:semiHidden="1" w:uiPriority="9" w:unhideWhenUsed="1" w:qFormat="1"/>
-    <w:lsdException w:name="heading 9" w:semiHidden="1" w:uiPriority="9" w:unhideWhenUsed="1" w:qFormat="1"/>
+    <w:lsdException w:name="heading 2" w:uiPriority="9" w:semiHidden="1" w:unhideWhenUsed="1" w:qFormat="1"/>
+    <w:lsdException w:name="heading 3" w:uiPriority="9" w:semiHidden="1" w:unhideWhenUsed="1" w:qFormat="1"/>
+    <w:lsdException w:name="heading 4" w:uiPriority="9" w:semiHidden="1" w:unhideWhenUsed="1" w:qFormat="1"/>
+    <w:lsdException w:name="heading 5" w:uiPriority="9" w:semiHidden="1" w:unhideWhenUsed="1" w:qFormat="1"/>
+    <w:lsdException w:name="heading 6" w:uiPriority="9" w:semiHidden="1" w:unhideWhenUsed="1" w:qFormat="1"/>
+    <w:lsdException w:name="heading 7" w:uiPriority="9" w:semiHidden="1" w:unhideWhenUsed="1" w:qFormat="1"/>
+    <w:lsdException w:name="heading 8" w:uiPriority="9" w:semiHidden="1" w:unhideWhenUsed="1" w:qFormat="1"/>
+    <w:lsdException w:name="heading 9" w:uiPriority="9" w:semiHidden="1" w:unhideWhenUsed="1" w:qFormat="1"/>
     <w:lsdException w:name="index 1" w:semiHidden="1" w:unhideWhenUsed="1"/>
     <w:lsdException w:name="index 2" w:semiHidden="1" w:unhideWhenUsed="1"/>
     <w:lsdException w:name="index 3" w:semiHidden="1" w:unhideWhenUsed="1"/>
@@ -532,22 +982,22 @@
     <w:lsdException w:name="index 7" w:semiHidden="1" w:unhideWhenUsed="1"/>
     <w:lsdException w:name="index 8" w:semiHidden="1" w:unhideWhenUsed="1"/>
     <w:lsdException w:name="index 9" w:semiHidden="1" w:unhideWhenUsed="1"/>
-    <w:lsdException w:name="toc 1" w:semiHidden="1" w:uiPriority="39" w:unhideWhenUsed="1"/>
-    <w:lsdException w:name="toc 2" w:semiHidden="1" w:uiPriority="39" w:unhideWhenUsed="1"/>
-    <w:lsdException w:name="toc 3" w:semiHidden="1" w:uiPriority="39" w:unhideWhenUsed="1"/>
-    <w:lsdException w:name="toc 4" w:semiHidden="1" w:uiPriority="39" w:unhideWhenUsed="1"/>
-    <w:lsdException w:name="toc 5" w:semiHidden="1" w:uiPriority="39" w:unhideWhenUsed="1"/>
-    <w:lsdException w:name="toc 6" w:semiHidden="1" w:uiPriority="39" w:unhideWhenUsed="1"/>
-    <w:lsdException w:name="toc 7" w:semiHidden="1" w:uiPriority="39" w:unhideWhenUsed="1"/>
-    <w:lsdException w:name="toc 8" w:semiHidden="1" w:uiPriority="39" w:unhideWhenUsed="1"/>
-    <w:lsdException w:name="toc 9" w:semiHidden="1" w:uiPriority="39" w:unhideWhenUsed="1"/>
+    <w:lsdException w:name="toc 1" w:uiPriority="39" w:semiHidden="1" w:unhideWhenUsed="1"/>
+    <w:lsdException w:name="toc 2" w:uiPriority="39" w:semiHidden="1" w:unhideWhenUsed="1"/>
+    <w:lsdException w:name="toc 3" w:uiPriority="39" w:semiHidden="1" w:unhideWhenUsed="1"/>
+    <w:lsdException w:name="toc 4" w:uiPriority="39" w:semiHidden="1" w:unhideWhenUsed="1"/>
+    <w:lsdException w:name="toc 5" w:uiPriority="39" w:semiHidden="1" w:unhideWhenUsed="1"/>
+    <w:lsdException w:name="toc 6" w:uiPriority="39" w:semiHidden="1" w:unhideWhenUsed="1"/>
+    <w:lsdException w:name="toc 7" w:uiPriority="39" w:semiHidden="1" w:unhideWhenUsed="1"/>
+    <w:lsdException w:name="toc 8" w:uiPriority="39" w:semiHidden="1" w:unhideWhenUsed="1"/>
+    <w:lsdException w:name="toc 9" w:uiPriority="39" w:semiHidden="1" w:unhideWhenUsed="1"/>
     <w:lsdException w:name="Normal Indent" w:semiHidden="1" w:unhideWhenUsed="1"/>
     <w:lsdException w:name="footnote text" w:semiHidden="1" w:unhideWhenUsed="1"/>
     <w:lsdException w:name="annotation text" w:semiHidden="1" w:unhideWhenUsed="1"/>
     <w:lsdException w:name="header" w:semiHidden="1" w:unhideWhenUsed="1"/>
     <w:lsdException w:name="footer" w:semiHidden="1" w:unhideWhenUsed="1"/>
     <w:lsdException w:name="index heading" w:semiHidden="1" w:unhideWhenUsed="1"/>
-    <w:lsdException w:name="caption" w:semiHidden="1" w:uiPriority="35" w:unhideWhenUsed="1" w:qFormat="1"/>
+    <w:lsdException w:name="caption" w:uiPriority="35" w:semiHidden="1" w:unhideWhenUsed="1" w:qFormat="1"/>
     <w:lsdException w:name="table of figures" w:semiHidden="1" w:unhideWhenUsed="1"/>
     <w:lsdException w:name="envelope address" w:semiHidden="1" w:unhideWhenUsed="1"/>
     <w:lsdException w:name="envelope return" w:semiHidden="1" w:unhideWhenUsed="1"/>
@@ -578,7 +1028,7 @@
     <w:lsdException w:name="Title" w:uiPriority="10" w:qFormat="1"/>
     <w:lsdException w:name="Closing" w:semiHidden="1" w:unhideWhenUsed="1"/>
     <w:lsdException w:name="Signature" w:semiHidden="1" w:unhideWhenUsed="1"/>
-    <w:lsdException w:name="Default Paragraph Font" w:semiHidden="1" w:uiPriority="1" w:unhideWhenUsed="1"/>
+    <w:lsdException w:name="Default Paragraph Font" w:uiPriority="1" w:semiHidden="1" w:unhideWhenUsed="1"/>
     <w:lsdException w:name="Body Text" w:semiHidden="1" w:unhideWhenUsed="1"/>
     <w:lsdException w:name="Body Text Indent" w:semiHidden="1" w:unhideWhenUsed="1"/>
     <w:lsdException w:name="List Continue" w:semiHidden="1" w:unhideWhenUsed="1"/>
@@ -778,8 +1228,8 @@
     <w:lsdException w:name="Subtle Reference" w:uiPriority="31" w:qFormat="1"/>
     <w:lsdException w:name="Intense Reference" w:uiPriority="32" w:qFormat="1"/>
     <w:lsdException w:name="Book Title" w:uiPriority="33" w:qFormat="1"/>
-    <w:lsdException w:name="Bibliography" w:semiHidden="1" w:uiPriority="37" w:unhideWhenUsed="1"/>
-    <w:lsdException w:name="TOC Heading" w:semiHidden="1" w:uiPriority="39" w:unhideWhenUsed="1" w:qFormat="1"/>
+    <w:lsdException w:name="Bibliography" w:uiPriority="37" w:semiHidden="1" w:unhideWhenUsed="1"/>
+    <w:lsdException w:name="TOC Heading" w:uiPriority="39" w:semiHidden="1" w:unhideWhenUsed="1" w:qFormat="1"/>
     <w:lsdException w:name="Plain Table 1" w:uiPriority="41"/>
     <w:lsdException w:name="Plain Table 2" w:uiPriority="42"/>
     <w:lsdException w:name="Plain Table 3" w:uiPriority="43"/>
@@ -890,9 +1340,24 @@
     <w:lsdException w:name="Unresolved Mention" w:semiHidden="1" w:unhideWhenUsed="1"/>
     <w:lsdException w:name="Smart Link" w:semiHidden="1" w:unhideWhenUsed="1"/>
   </w:latentStyles>
-  <w:style w:type="paragraph" w:default="1" w:styleId="Normal">
+  <w:style w:type="paragraph" w:styleId="Normal" w:default="1">
     <w:name w:val="Normal"/>
     <w:qFormat/>
+    <w:pPr>
+      <w:widowControl/>
+      <w:bidi w:val="0"/>
+      <w:spacing w:lineRule="auto" w:line="278" w:before="0" w:after="160"/>
+      <w:jc w:val="start"/>
+    </w:pPr>
+    <w:rPr>
+      <w:rFonts w:ascii="Aptos" w:hAnsi="Aptos" w:eastAsia="Aptos" w:cs="" w:asciiTheme="minorHAnsi" w:cstheme="minorBidi" w:eastAsiaTheme="minorHAnsi" w:hAnsiTheme="minorHAnsi"/>
+      <w:color w:val="auto"/>
+      <w:kern w:val="2"/>
+      <w:sz w:val="24"/>
+      <w:szCs w:val="24"/>
+      <w:lang w:val="en-GB" w:eastAsia="en-US" w:bidi="ar-SA"/>
+      <w14:ligatures w14:val="standardContextual"/>
+    </w:rPr>
   </w:style>
   <w:style w:type="paragraph" w:styleId="Heading1">
     <w:name w:val="heading 1"/>
@@ -901,16 +1366,16 @@
     <w:link w:val="Heading1Char"/>
     <w:uiPriority w:val="9"/>
     <w:qFormat/>
-    <w:rsid w:val="00C91611"/>
+    <w:rsid w:val="00c91611"/>
     <w:pPr>
-      <w:keepNext/>
+      <w:keepNext w:val="true"/>
       <w:keepLines/>
       <w:spacing w:before="360" w:after="80"/>
       <w:outlineLvl w:val="0"/>
     </w:pPr>
     <w:rPr>
-      <w:rFonts w:asciiTheme="majorHAnsi" w:eastAsiaTheme="majorEastAsia" w:hAnsiTheme="majorHAnsi" w:cstheme="majorBidi"/>
-      <w:color w:val="0F4761" w:themeColor="accent1" w:themeShade="BF"/>
+      <w:rFonts w:ascii="Aptos Display" w:hAnsi="Aptos Display" w:eastAsia="" w:cs="" w:asciiTheme="majorHAnsi" w:cstheme="majorBidi" w:eastAsiaTheme="majorEastAsia" w:hAnsiTheme="majorHAnsi"/>
+      <w:color w:themeColor="accent1" w:themeShade="bf" w:val="0F4761"/>
       <w:sz w:val="40"/>
       <w:szCs w:val="40"/>
     </w:rPr>
@@ -924,16 +1389,16 @@
     <w:semiHidden/>
     <w:unhideWhenUsed/>
     <w:qFormat/>
-    <w:rsid w:val="00C91611"/>
+    <w:rsid w:val="00c91611"/>
     <w:pPr>
-      <w:keepNext/>
+      <w:keepNext w:val="true"/>
       <w:keepLines/>
       <w:spacing w:before="160" w:after="80"/>
       <w:outlineLvl w:val="1"/>
     </w:pPr>
     <w:rPr>
-      <w:rFonts w:asciiTheme="majorHAnsi" w:eastAsiaTheme="majorEastAsia" w:hAnsiTheme="majorHAnsi" w:cstheme="majorBidi"/>
-      <w:color w:val="0F4761" w:themeColor="accent1" w:themeShade="BF"/>
+      <w:rFonts w:ascii="Aptos Display" w:hAnsi="Aptos Display" w:eastAsia="" w:cs="" w:asciiTheme="majorHAnsi" w:cstheme="majorBidi" w:eastAsiaTheme="majorEastAsia" w:hAnsiTheme="majorHAnsi"/>
+      <w:color w:themeColor="accent1" w:themeShade="bf" w:val="0F4761"/>
       <w:sz w:val="32"/>
       <w:szCs w:val="32"/>
     </w:rPr>
@@ -947,16 +1412,16 @@
     <w:semiHidden/>
     <w:unhideWhenUsed/>
     <w:qFormat/>
-    <w:rsid w:val="00C91611"/>
+    <w:rsid w:val="00c91611"/>
     <w:pPr>
-      <w:keepNext/>
+      <w:keepNext w:val="true"/>
       <w:keepLines/>
       <w:spacing w:before="160" w:after="80"/>
       <w:outlineLvl w:val="2"/>
     </w:pPr>
     <w:rPr>
-      <w:rFonts w:eastAsiaTheme="majorEastAsia" w:cstheme="majorBidi"/>
-      <w:color w:val="0F4761" w:themeColor="accent1" w:themeShade="BF"/>
+      <w:rFonts w:eastAsia="" w:cs="" w:cstheme="majorBidi" w:eastAsiaTheme="majorEastAsia"/>
+      <w:color w:themeColor="accent1" w:themeShade="bf" w:val="0F4761"/>
       <w:sz w:val="28"/>
       <w:szCs w:val="28"/>
     </w:rPr>
@@ -970,18 +1435,18 @@
     <w:semiHidden/>
     <w:unhideWhenUsed/>
     <w:qFormat/>
-    <w:rsid w:val="00C91611"/>
+    <w:rsid w:val="00c91611"/>
     <w:pPr>
-      <w:keepNext/>
+      <w:keepNext w:val="true"/>
       <w:keepLines/>
       <w:spacing w:before="80" w:after="40"/>
       <w:outlineLvl w:val="3"/>
     </w:pPr>
     <w:rPr>
-      <w:rFonts w:eastAsiaTheme="majorEastAsia" w:cstheme="majorBidi"/>
+      <w:rFonts w:eastAsia="" w:cs="" w:cstheme="majorBidi" w:eastAsiaTheme="majorEastAsia"/>
       <w:i/>
       <w:iCs/>
-      <w:color w:val="0F4761" w:themeColor="accent1" w:themeShade="BF"/>
+      <w:color w:themeColor="accent1" w:themeShade="bf" w:val="0F4761"/>
     </w:rPr>
   </w:style>
   <w:style w:type="paragraph" w:styleId="Heading5">
@@ -993,16 +1458,16 @@
     <w:semiHidden/>
     <w:unhideWhenUsed/>
     <w:qFormat/>
-    <w:rsid w:val="00C91611"/>
+    <w:rsid w:val="00c91611"/>
     <w:pPr>
-      <w:keepNext/>
+      <w:keepNext w:val="true"/>
       <w:keepLines/>
       <w:spacing w:before="80" w:after="40"/>
       <w:outlineLvl w:val="4"/>
     </w:pPr>
     <w:rPr>
-      <w:rFonts w:eastAsiaTheme="majorEastAsia" w:cstheme="majorBidi"/>
-      <w:color w:val="0F4761" w:themeColor="accent1" w:themeShade="BF"/>
+      <w:rFonts w:eastAsia="" w:cs="" w:cstheme="majorBidi" w:eastAsiaTheme="majorEastAsia"/>
+      <w:color w:themeColor="accent1" w:themeShade="bf" w:val="0F4761"/>
     </w:rPr>
   </w:style>
   <w:style w:type="paragraph" w:styleId="Heading6">
@@ -1014,18 +1479,18 @@
     <w:semiHidden/>
     <w:unhideWhenUsed/>
     <w:qFormat/>
-    <w:rsid w:val="00C91611"/>
+    <w:rsid w:val="00c91611"/>
     <w:pPr>
-      <w:keepNext/>
+      <w:keepNext w:val="true"/>
       <w:keepLines/>
       <w:spacing w:before="40" w:after="0"/>
       <w:outlineLvl w:val="5"/>
     </w:pPr>
     <w:rPr>
-      <w:rFonts w:eastAsiaTheme="majorEastAsia" w:cstheme="majorBidi"/>
+      <w:rFonts w:eastAsia="" w:cs="" w:cstheme="majorBidi" w:eastAsiaTheme="majorEastAsia"/>
       <w:i/>
       <w:iCs/>
-      <w:color w:val="595959" w:themeColor="text1" w:themeTint="A6"/>
+      <w:color w:themeColor="text1" w:themeTint="a6" w:val="595959"/>
     </w:rPr>
   </w:style>
   <w:style w:type="paragraph" w:styleId="Heading7">
@@ -1037,16 +1502,16 @@
     <w:semiHidden/>
     <w:unhideWhenUsed/>
     <w:qFormat/>
-    <w:rsid w:val="00C91611"/>
+    <w:rsid w:val="00c91611"/>
     <w:pPr>
-      <w:keepNext/>
+      <w:keepNext w:val="true"/>
       <w:keepLines/>
       <w:spacing w:before="40" w:after="0"/>
       <w:outlineLvl w:val="6"/>
     </w:pPr>
     <w:rPr>
-      <w:rFonts w:eastAsiaTheme="majorEastAsia" w:cstheme="majorBidi"/>
-      <w:color w:val="595959" w:themeColor="text1" w:themeTint="A6"/>
+      <w:rFonts w:eastAsia="" w:cs="" w:cstheme="majorBidi" w:eastAsiaTheme="majorEastAsia"/>
+      <w:color w:themeColor="text1" w:themeTint="a6" w:val="595959"/>
     </w:rPr>
   </w:style>
   <w:style w:type="paragraph" w:styleId="Heading8">
@@ -1058,18 +1523,18 @@
     <w:semiHidden/>
     <w:unhideWhenUsed/>
     <w:qFormat/>
-    <w:rsid w:val="00C91611"/>
+    <w:rsid w:val="00c91611"/>
     <w:pPr>
-      <w:keepNext/>
+      <w:keepNext w:val="true"/>
       <w:keepLines/>
-      <w:spacing w:after="0"/>
+      <w:spacing w:before="0" w:after="0"/>
       <w:outlineLvl w:val="7"/>
     </w:pPr>
     <w:rPr>
-      <w:rFonts w:eastAsiaTheme="majorEastAsia" w:cstheme="majorBidi"/>
+      <w:rFonts w:eastAsia="" w:cs="" w:cstheme="majorBidi" w:eastAsiaTheme="majorEastAsia"/>
       <w:i/>
       <w:iCs/>
-      <w:color w:val="272727" w:themeColor="text1" w:themeTint="D8"/>
+      <w:color w:themeColor="text1" w:themeTint="d8" w:val="272727"/>
     </w:rPr>
   </w:style>
   <w:style w:type="paragraph" w:styleId="Heading9">
@@ -1081,23 +1546,391 @@
     <w:semiHidden/>
     <w:unhideWhenUsed/>
     <w:qFormat/>
-    <w:rsid w:val="00C91611"/>
+    <w:rsid w:val="00c91611"/>
     <w:pPr>
-      <w:keepNext/>
+      <w:keepNext w:val="true"/>
       <w:keepLines/>
-      <w:spacing w:after="0"/>
+      <w:spacing w:before="0" w:after="0"/>
       <w:outlineLvl w:val="8"/>
     </w:pPr>
     <w:rPr>
-      <w:rFonts w:eastAsiaTheme="majorEastAsia" w:cstheme="majorBidi"/>
-      <w:color w:val="272727" w:themeColor="text1" w:themeTint="D8"/>
-    </w:rPr>
-  </w:style>
-  <w:style w:type="character" w:default="1" w:styleId="DefaultParagraphFont">
+      <w:rFonts w:eastAsia="" w:cs="" w:cstheme="majorBidi" w:eastAsiaTheme="majorEastAsia"/>
+      <w:color w:themeColor="text1" w:themeTint="d8" w:val="272727"/>
+    </w:rPr>
+  </w:style>
+  <w:style w:type="character" w:styleId="DefaultParagraphFont" w:default="1">
     <w:name w:val="Default Paragraph Font"/>
     <w:uiPriority w:val="1"/>
     <w:semiHidden/>
     <w:unhideWhenUsed/>
+    <w:qFormat/>
+    <w:rPr/>
+  </w:style>
+  <w:style w:type="character" w:styleId="Heading1Char" w:customStyle="1">
+    <w:name w:val="Heading 1 Char"/>
+    <w:basedOn w:val="DefaultParagraphFont"/>
+    <w:link w:val="Heading1"/>
+    <w:uiPriority w:val="9"/>
+    <w:qFormat/>
+    <w:rsid w:val="00c91611"/>
+    <w:rPr>
+      <w:rFonts w:ascii="Aptos Display" w:hAnsi="Aptos Display" w:eastAsia="" w:cs="" w:asciiTheme="majorHAnsi" w:cstheme="majorBidi" w:eastAsiaTheme="majorEastAsia" w:hAnsiTheme="majorHAnsi"/>
+      <w:color w:themeColor="accent1" w:themeShade="bf" w:val="0F4761"/>
+      <w:sz w:val="40"/>
+      <w:szCs w:val="40"/>
+    </w:rPr>
+  </w:style>
+  <w:style w:type="character" w:styleId="Heading2Char" w:customStyle="1">
+    <w:name w:val="Heading 2 Char"/>
+    <w:basedOn w:val="DefaultParagraphFont"/>
+    <w:link w:val="Heading2"/>
+    <w:uiPriority w:val="9"/>
+    <w:semiHidden/>
+    <w:qFormat/>
+    <w:rsid w:val="00c91611"/>
+    <w:rPr>
+      <w:rFonts w:ascii="Aptos Display" w:hAnsi="Aptos Display" w:eastAsia="" w:cs="" w:asciiTheme="majorHAnsi" w:cstheme="majorBidi" w:eastAsiaTheme="majorEastAsia" w:hAnsiTheme="majorHAnsi"/>
+      <w:color w:themeColor="accent1" w:themeShade="bf" w:val="0F4761"/>
+      <w:sz w:val="32"/>
+      <w:szCs w:val="32"/>
+    </w:rPr>
+  </w:style>
+  <w:style w:type="character" w:styleId="Heading3Char" w:customStyle="1">
+    <w:name w:val="Heading 3 Char"/>
+    <w:basedOn w:val="DefaultParagraphFont"/>
+    <w:link w:val="Heading3"/>
+    <w:uiPriority w:val="9"/>
+    <w:semiHidden/>
+    <w:qFormat/>
+    <w:rsid w:val="00c91611"/>
+    <w:rPr>
+      <w:rFonts w:eastAsia="" w:cs="" w:cstheme="majorBidi" w:eastAsiaTheme="majorEastAsia"/>
+      <w:color w:themeColor="accent1" w:themeShade="bf" w:val="0F4761"/>
+      <w:sz w:val="28"/>
+      <w:szCs w:val="28"/>
+    </w:rPr>
+  </w:style>
+  <w:style w:type="character" w:styleId="Heading4Char" w:customStyle="1">
+    <w:name w:val="Heading 4 Char"/>
+    <w:basedOn w:val="DefaultParagraphFont"/>
+    <w:link w:val="Heading4"/>
+    <w:uiPriority w:val="9"/>
+    <w:semiHidden/>
+    <w:qFormat/>
+    <w:rsid w:val="00c91611"/>
+    <w:rPr>
+      <w:rFonts w:eastAsia="" w:cs="" w:cstheme="majorBidi" w:eastAsiaTheme="majorEastAsia"/>
+      <w:i/>
+      <w:iCs/>
+      <w:color w:themeColor="accent1" w:themeShade="bf" w:val="0F4761"/>
+    </w:rPr>
+  </w:style>
+  <w:style w:type="character" w:styleId="Heading5Char" w:customStyle="1">
+    <w:name w:val="Heading 5 Char"/>
+    <w:basedOn w:val="DefaultParagraphFont"/>
+    <w:link w:val="Heading5"/>
+    <w:uiPriority w:val="9"/>
+    <w:semiHidden/>
+    <w:qFormat/>
+    <w:rsid w:val="00c91611"/>
+    <w:rPr>
+      <w:rFonts w:eastAsia="" w:cs="" w:cstheme="majorBidi" w:eastAsiaTheme="majorEastAsia"/>
+      <w:color w:themeColor="accent1" w:themeShade="bf" w:val="0F4761"/>
+    </w:rPr>
+  </w:style>
+  <w:style w:type="character" w:styleId="Heading6Char" w:customStyle="1">
+    <w:name w:val="Heading 6 Char"/>
+    <w:basedOn w:val="DefaultParagraphFont"/>
+    <w:link w:val="Heading6"/>
+    <w:uiPriority w:val="9"/>
+    <w:semiHidden/>
+    <w:qFormat/>
+    <w:rsid w:val="00c91611"/>
+    <w:rPr>
+      <w:rFonts w:eastAsia="" w:cs="" w:cstheme="majorBidi" w:eastAsiaTheme="majorEastAsia"/>
+      <w:i/>
+      <w:iCs/>
+      <w:color w:themeColor="text1" w:themeTint="a6" w:val="595959"/>
+    </w:rPr>
+  </w:style>
+  <w:style w:type="character" w:styleId="Heading7Char" w:customStyle="1">
+    <w:name w:val="Heading 7 Char"/>
+    <w:basedOn w:val="DefaultParagraphFont"/>
+    <w:link w:val="Heading7"/>
+    <w:uiPriority w:val="9"/>
+    <w:semiHidden/>
+    <w:qFormat/>
+    <w:rsid w:val="00c91611"/>
+    <w:rPr>
+      <w:rFonts w:eastAsia="" w:cs="" w:cstheme="majorBidi" w:eastAsiaTheme="majorEastAsia"/>
+      <w:color w:themeColor="text1" w:themeTint="a6" w:val="595959"/>
+    </w:rPr>
+  </w:style>
+  <w:style w:type="character" w:styleId="Heading8Char" w:customStyle="1">
+    <w:name w:val="Heading 8 Char"/>
+    <w:basedOn w:val="DefaultParagraphFont"/>
+    <w:link w:val="Heading8"/>
+    <w:uiPriority w:val="9"/>
+    <w:semiHidden/>
+    <w:qFormat/>
+    <w:rsid w:val="00c91611"/>
+    <w:rPr>
+      <w:rFonts w:eastAsia="" w:cs="" w:cstheme="majorBidi" w:eastAsiaTheme="majorEastAsia"/>
+      <w:i/>
+      <w:iCs/>
+      <w:color w:themeColor="text1" w:themeTint="d8" w:val="272727"/>
+    </w:rPr>
+  </w:style>
+  <w:style w:type="character" w:styleId="Heading9Char" w:customStyle="1">
+    <w:name w:val="Heading 9 Char"/>
+    <w:basedOn w:val="DefaultParagraphFont"/>
+    <w:link w:val="Heading9"/>
+    <w:uiPriority w:val="9"/>
+    <w:semiHidden/>
+    <w:qFormat/>
+    <w:rsid w:val="00c91611"/>
+    <w:rPr>
+      <w:rFonts w:eastAsia="" w:cs="" w:cstheme="majorBidi" w:eastAsiaTheme="majorEastAsia"/>
+      <w:color w:themeColor="text1" w:themeTint="d8" w:val="272727"/>
+    </w:rPr>
+  </w:style>
+  <w:style w:type="character" w:styleId="TitleChar" w:customStyle="1">
+    <w:name w:val="Title Char"/>
+    <w:basedOn w:val="DefaultParagraphFont"/>
+    <w:link w:val="Title"/>
+    <w:uiPriority w:val="10"/>
+    <w:qFormat/>
+    <w:rsid w:val="00c91611"/>
+    <w:rPr>
+      <w:rFonts w:ascii="Aptos Display" w:hAnsi="Aptos Display" w:eastAsia="" w:cs="" w:asciiTheme="majorHAnsi" w:cstheme="majorBidi" w:eastAsiaTheme="majorEastAsia" w:hAnsiTheme="majorHAnsi"/>
+      <w:spacing w:val="-10"/>
+      <w:kern w:val="2"/>
+      <w:sz w:val="56"/>
+      <w:szCs w:val="56"/>
+    </w:rPr>
+  </w:style>
+  <w:style w:type="character" w:styleId="SubtitleChar" w:customStyle="1">
+    <w:name w:val="Subtitle Char"/>
+    <w:basedOn w:val="DefaultParagraphFont"/>
+    <w:link w:val="Subtitle"/>
+    <w:uiPriority w:val="11"/>
+    <w:qFormat/>
+    <w:rsid w:val="00c91611"/>
+    <w:rPr>
+      <w:rFonts w:eastAsia="" w:cs="" w:cstheme="majorBidi" w:eastAsiaTheme="majorEastAsia"/>
+      <w:color w:themeColor="text1" w:themeTint="a6" w:val="595959"/>
+      <w:spacing w:val="15"/>
+      <w:sz w:val="28"/>
+      <w:szCs w:val="28"/>
+    </w:rPr>
+  </w:style>
+  <w:style w:type="character" w:styleId="QuoteChar" w:customStyle="1">
+    <w:name w:val="Quote Char"/>
+    <w:basedOn w:val="DefaultParagraphFont"/>
+    <w:link w:val="Quote"/>
+    <w:uiPriority w:val="29"/>
+    <w:qFormat/>
+    <w:rsid w:val="00c91611"/>
+    <w:rPr>
+      <w:i/>
+      <w:iCs/>
+      <w:color w:themeColor="text1" w:themeTint="bf" w:val="404040"/>
+    </w:rPr>
+  </w:style>
+  <w:style w:type="character" w:styleId="IntenseEmphasis">
+    <w:name w:val="Intense Emphasis"/>
+    <w:basedOn w:val="DefaultParagraphFont"/>
+    <w:uiPriority w:val="21"/>
+    <w:qFormat/>
+    <w:rsid w:val="00c91611"/>
+    <w:rPr>
+      <w:i/>
+      <w:iCs/>
+      <w:color w:themeColor="accent1" w:themeShade="bf" w:val="0F4761"/>
+    </w:rPr>
+  </w:style>
+  <w:style w:type="character" w:styleId="IntenseQuoteChar" w:customStyle="1">
+    <w:name w:val="Intense Quote Char"/>
+    <w:basedOn w:val="DefaultParagraphFont"/>
+    <w:link w:val="IntenseQuote"/>
+    <w:uiPriority w:val="30"/>
+    <w:qFormat/>
+    <w:rsid w:val="00c91611"/>
+    <w:rPr>
+      <w:i/>
+      <w:iCs/>
+      <w:color w:themeColor="accent1" w:themeShade="bf" w:val="0F4761"/>
+    </w:rPr>
+  </w:style>
+  <w:style w:type="character" w:styleId="IntenseReference">
+    <w:name w:val="Intense Reference"/>
+    <w:basedOn w:val="DefaultParagraphFont"/>
+    <w:uiPriority w:val="32"/>
+    <w:qFormat/>
+    <w:rsid w:val="00c91611"/>
+    <w:rPr>
+      <w:b/>
+      <w:bCs/>
+      <w:smallCaps/>
+      <w:color w:themeColor="accent1" w:themeShade="bf" w:val="0F4761"/>
+      <w:spacing w:val="5"/>
+    </w:rPr>
+  </w:style>
+  <w:style w:type="paragraph" w:styleId="Heading">
+    <w:name w:val="Heading"/>
+    <w:basedOn w:val="Normal"/>
+    <w:next w:val="BodyText"/>
+    <w:qFormat/>
+    <w:pPr>
+      <w:keepNext w:val="true"/>
+      <w:spacing w:before="240" w:after="120"/>
+    </w:pPr>
+    <w:rPr>
+      <w:rFonts w:ascii="Liberation Sans" w:hAnsi="Liberation Sans" w:eastAsia="Noto Sans CJK SC" w:cs="Noto Sans Devanagari"/>
+      <w:sz w:val="28"/>
+      <w:szCs w:val="28"/>
+    </w:rPr>
+  </w:style>
+  <w:style w:type="paragraph" w:styleId="BodyText">
+    <w:name w:val="Body Text"/>
+    <w:basedOn w:val="Normal"/>
+    <w:pPr>
+      <w:spacing w:lineRule="auto" w:line="276" w:before="0" w:after="140"/>
+    </w:pPr>
+    <w:rPr/>
+  </w:style>
+  <w:style w:type="paragraph" w:styleId="List">
+    <w:name w:val="List"/>
+    <w:basedOn w:val="BodyText"/>
+    <w:pPr/>
+    <w:rPr>
+      <w:rFonts w:cs="Noto Sans Devanagari"/>
+    </w:rPr>
+  </w:style>
+  <w:style w:type="paragraph" w:styleId="Caption">
+    <w:name w:val="caption"/>
+    <w:basedOn w:val="Normal"/>
+    <w:qFormat/>
+    <w:pPr>
+      <w:suppressLineNumbers/>
+      <w:spacing w:before="120" w:after="120"/>
+    </w:pPr>
+    <w:rPr>
+      <w:rFonts w:cs="Noto Sans Devanagari"/>
+      <w:i/>
+      <w:iCs/>
+      <w:sz w:val="24"/>
+      <w:szCs w:val="24"/>
+    </w:rPr>
+  </w:style>
+  <w:style w:type="paragraph" w:styleId="Index">
+    <w:name w:val="Index"/>
+    <w:basedOn w:val="Normal"/>
+    <w:qFormat/>
+    <w:pPr>
+      <w:suppressLineNumbers/>
+    </w:pPr>
+    <w:rPr>
+      <w:rFonts w:cs="Noto Sans Devanagari"/>
+    </w:rPr>
+  </w:style>
+  <w:style w:type="paragraph" w:styleId="Title">
+    <w:name w:val="Title"/>
+    <w:basedOn w:val="Normal"/>
+    <w:next w:val="Normal"/>
+    <w:link w:val="TitleChar"/>
+    <w:uiPriority w:val="10"/>
+    <w:qFormat/>
+    <w:rsid w:val="00c91611"/>
+    <w:pPr>
+      <w:spacing w:lineRule="auto" w:line="240" w:before="0" w:after="80"/>
+      <w:contextualSpacing/>
+    </w:pPr>
+    <w:rPr>
+      <w:rFonts w:ascii="Aptos Display" w:hAnsi="Aptos Display" w:eastAsia="" w:cs="" w:asciiTheme="majorHAnsi" w:cstheme="majorBidi" w:eastAsiaTheme="majorEastAsia" w:hAnsiTheme="majorHAnsi"/>
+      <w:spacing w:val="-10"/>
+      <w:kern w:val="2"/>
+      <w:sz w:val="56"/>
+      <w:szCs w:val="56"/>
+    </w:rPr>
+  </w:style>
+  <w:style w:type="paragraph" w:styleId="Subtitle">
+    <w:name w:val="Subtitle"/>
+    <w:basedOn w:val="Normal"/>
+    <w:next w:val="Normal"/>
+    <w:link w:val="SubtitleChar"/>
+    <w:uiPriority w:val="11"/>
+    <w:qFormat/>
+    <w:rsid w:val="00c91611"/>
+    <w:pPr/>
+    <w:rPr>
+      <w:rFonts w:eastAsia="" w:cs="" w:cstheme="majorBidi" w:eastAsiaTheme="majorEastAsia"/>
+      <w:color w:themeColor="text1" w:themeTint="a6" w:val="595959"/>
+      <w:spacing w:val="15"/>
+      <w:sz w:val="28"/>
+      <w:szCs w:val="28"/>
+    </w:rPr>
+  </w:style>
+  <w:style w:type="paragraph" w:styleId="Quote">
+    <w:name w:val="Quote"/>
+    <w:basedOn w:val="Normal"/>
+    <w:next w:val="Normal"/>
+    <w:link w:val="QuoteChar"/>
+    <w:uiPriority w:val="29"/>
+    <w:qFormat/>
+    <w:rsid w:val="00c91611"/>
+    <w:pPr>
+      <w:spacing w:before="160" w:after="160"/>
+      <w:jc w:val="center"/>
+    </w:pPr>
+    <w:rPr>
+      <w:i/>
+      <w:iCs/>
+      <w:color w:themeColor="text1" w:themeTint="bf" w:val="404040"/>
+    </w:rPr>
+  </w:style>
+  <w:style w:type="paragraph" w:styleId="ListParagraph">
+    <w:name w:val="List Paragraph"/>
+    <w:basedOn w:val="Normal"/>
+    <w:uiPriority w:val="34"/>
+    <w:qFormat/>
+    <w:rsid w:val="00c91611"/>
+    <w:pPr>
+      <w:spacing w:before="0" w:after="160"/>
+      <w:ind w:start="720"/>
+      <w:contextualSpacing/>
+    </w:pPr>
+    <w:rPr/>
+  </w:style>
+  <w:style w:type="paragraph" w:styleId="IntenseQuote">
+    <w:name w:val="Intense Quote"/>
+    <w:basedOn w:val="Normal"/>
+    <w:next w:val="Normal"/>
+    <w:link w:val="IntenseQuoteChar"/>
+    <w:uiPriority w:val="30"/>
+    <w:qFormat/>
+    <w:rsid w:val="00c91611"/>
+    <w:pPr>
+      <w:pBdr>
+        <w:top w:val="single" w:sz="4" w:space="10" w:color="0F4761" w:themeColor="accent1" w:themeShade="bf"/>
+        <w:bottom w:val="single" w:sz="4" w:space="10" w:color="0F4761" w:themeColor="accent1" w:themeShade="bf"/>
+      </w:pBdr>
+      <w:spacing w:before="360" w:after="360"/>
+      <w:ind w:start="864" w:end="864"/>
+      <w:jc w:val="center"/>
+    </w:pPr>
+    <w:rPr>
+      <w:i/>
+      <w:iCs/>
+      <w:color w:themeColor="accent1" w:themeShade="bf" w:val="0F4761"/>
+    </w:rPr>
+  </w:style>
+  <w:style w:type="numbering" w:styleId="NoList" w:default="1">
+    <w:name w:val="No List"/>
+    <w:uiPriority w:val="99"/>
+    <w:semiHidden/>
+    <w:unhideWhenUsed/>
+    <w:qFormat/>
   </w:style>
   <w:style w:type="table" w:default="1" w:styleId="TableNormal">
     <w:name w:val="Normal Table"/>
@@ -1105,7 +1938,6 @@
     <w:semiHidden/>
     <w:unhideWhenUsed/>
     <w:tblPr>
-      <w:tblInd w:w="0" w:type="dxa"/>
       <w:tblCellMar>
         <w:top w:w="0" w:type="dxa"/>
         <w:left w:w="108" w:type="dxa"/>
@@ -1114,314 +1946,18 @@
       </w:tblCellMar>
     </w:tblPr>
   </w:style>
-  <w:style w:type="numbering" w:default="1" w:styleId="NoList">
-    <w:name w:val="No List"/>
-    <w:uiPriority w:val="99"/>
-    <w:semiHidden/>
-    <w:unhideWhenUsed/>
-  </w:style>
-  <w:style w:type="character" w:customStyle="1" w:styleId="Heading1Char">
-    <w:name w:val="Heading 1 Char"/>
-    <w:basedOn w:val="DefaultParagraphFont"/>
-    <w:link w:val="Heading1"/>
-    <w:uiPriority w:val="9"/>
-    <w:rsid w:val="00C91611"/>
-    <w:rPr>
-      <w:rFonts w:asciiTheme="majorHAnsi" w:eastAsiaTheme="majorEastAsia" w:hAnsiTheme="majorHAnsi" w:cstheme="majorBidi"/>
-      <w:color w:val="0F4761" w:themeColor="accent1" w:themeShade="BF"/>
-      <w:sz w:val="40"/>
-      <w:szCs w:val="40"/>
-    </w:rPr>
-  </w:style>
-  <w:style w:type="character" w:customStyle="1" w:styleId="Heading2Char">
-    <w:name w:val="Heading 2 Char"/>
-    <w:basedOn w:val="DefaultParagraphFont"/>
-    <w:link w:val="Heading2"/>
-    <w:uiPriority w:val="9"/>
-    <w:semiHidden/>
-    <w:rsid w:val="00C91611"/>
-    <w:rPr>
-      <w:rFonts w:asciiTheme="majorHAnsi" w:eastAsiaTheme="majorEastAsia" w:hAnsiTheme="majorHAnsi" w:cstheme="majorBidi"/>
-      <w:color w:val="0F4761" w:themeColor="accent1" w:themeShade="BF"/>
-      <w:sz w:val="32"/>
-      <w:szCs w:val="32"/>
-    </w:rPr>
-  </w:style>
-  <w:style w:type="character" w:customStyle="1" w:styleId="Heading3Char">
-    <w:name w:val="Heading 3 Char"/>
-    <w:basedOn w:val="DefaultParagraphFont"/>
-    <w:link w:val="Heading3"/>
-    <w:uiPriority w:val="9"/>
-    <w:semiHidden/>
-    <w:rsid w:val="00C91611"/>
-    <w:rPr>
-      <w:rFonts w:eastAsiaTheme="majorEastAsia" w:cstheme="majorBidi"/>
-      <w:color w:val="0F4761" w:themeColor="accent1" w:themeShade="BF"/>
-      <w:sz w:val="28"/>
-      <w:szCs w:val="28"/>
-    </w:rPr>
-  </w:style>
-  <w:style w:type="character" w:customStyle="1" w:styleId="Heading4Char">
-    <w:name w:val="Heading 4 Char"/>
-    <w:basedOn w:val="DefaultParagraphFont"/>
-    <w:link w:val="Heading4"/>
-    <w:uiPriority w:val="9"/>
-    <w:semiHidden/>
-    <w:rsid w:val="00C91611"/>
-    <w:rPr>
-      <w:rFonts w:eastAsiaTheme="majorEastAsia" w:cstheme="majorBidi"/>
-      <w:i/>
-      <w:iCs/>
-      <w:color w:val="0F4761" w:themeColor="accent1" w:themeShade="BF"/>
-    </w:rPr>
-  </w:style>
-  <w:style w:type="character" w:customStyle="1" w:styleId="Heading5Char">
-    <w:name w:val="Heading 5 Char"/>
-    <w:basedOn w:val="DefaultParagraphFont"/>
-    <w:link w:val="Heading5"/>
-    <w:uiPriority w:val="9"/>
-    <w:semiHidden/>
-    <w:rsid w:val="00C91611"/>
-    <w:rPr>
-      <w:rFonts w:eastAsiaTheme="majorEastAsia" w:cstheme="majorBidi"/>
-      <w:color w:val="0F4761" w:themeColor="accent1" w:themeShade="BF"/>
-    </w:rPr>
-  </w:style>
-  <w:style w:type="character" w:customStyle="1" w:styleId="Heading6Char">
-    <w:name w:val="Heading 6 Char"/>
-    <w:basedOn w:val="DefaultParagraphFont"/>
-    <w:link w:val="Heading6"/>
-    <w:uiPriority w:val="9"/>
-    <w:semiHidden/>
-    <w:rsid w:val="00C91611"/>
-    <w:rPr>
-      <w:rFonts w:eastAsiaTheme="majorEastAsia" w:cstheme="majorBidi"/>
-      <w:i/>
-      <w:iCs/>
-      <w:color w:val="595959" w:themeColor="text1" w:themeTint="A6"/>
-    </w:rPr>
-  </w:style>
-  <w:style w:type="character" w:customStyle="1" w:styleId="Heading7Char">
-    <w:name w:val="Heading 7 Char"/>
-    <w:basedOn w:val="DefaultParagraphFont"/>
-    <w:link w:val="Heading7"/>
-    <w:uiPriority w:val="9"/>
-    <w:semiHidden/>
-    <w:rsid w:val="00C91611"/>
-    <w:rPr>
-      <w:rFonts w:eastAsiaTheme="majorEastAsia" w:cstheme="majorBidi"/>
-      <w:color w:val="595959" w:themeColor="text1" w:themeTint="A6"/>
-    </w:rPr>
-  </w:style>
-  <w:style w:type="character" w:customStyle="1" w:styleId="Heading8Char">
-    <w:name w:val="Heading 8 Char"/>
-    <w:basedOn w:val="DefaultParagraphFont"/>
-    <w:link w:val="Heading8"/>
-    <w:uiPriority w:val="9"/>
-    <w:semiHidden/>
-    <w:rsid w:val="00C91611"/>
-    <w:rPr>
-      <w:rFonts w:eastAsiaTheme="majorEastAsia" w:cstheme="majorBidi"/>
-      <w:i/>
-      <w:iCs/>
-      <w:color w:val="272727" w:themeColor="text1" w:themeTint="D8"/>
-    </w:rPr>
-  </w:style>
-  <w:style w:type="character" w:customStyle="1" w:styleId="Heading9Char">
-    <w:name w:val="Heading 9 Char"/>
-    <w:basedOn w:val="DefaultParagraphFont"/>
-    <w:link w:val="Heading9"/>
-    <w:uiPriority w:val="9"/>
-    <w:semiHidden/>
-    <w:rsid w:val="00C91611"/>
-    <w:rPr>
-      <w:rFonts w:eastAsiaTheme="majorEastAsia" w:cstheme="majorBidi"/>
-      <w:color w:val="272727" w:themeColor="text1" w:themeTint="D8"/>
-    </w:rPr>
-  </w:style>
-  <w:style w:type="paragraph" w:styleId="Title">
-    <w:name w:val="Title"/>
-    <w:basedOn w:val="Normal"/>
-    <w:next w:val="Normal"/>
-    <w:link w:val="TitleChar"/>
-    <w:uiPriority w:val="10"/>
-    <w:qFormat/>
-    <w:rsid w:val="00C91611"/>
-    <w:pPr>
-      <w:spacing w:after="80" w:line="240" w:lineRule="auto"/>
-      <w:contextualSpacing/>
-    </w:pPr>
-    <w:rPr>
-      <w:rFonts w:asciiTheme="majorHAnsi" w:eastAsiaTheme="majorEastAsia" w:hAnsiTheme="majorHAnsi" w:cstheme="majorBidi"/>
-      <w:spacing w:val="-10"/>
-      <w:kern w:val="28"/>
-      <w:sz w:val="56"/>
-      <w:szCs w:val="56"/>
-    </w:rPr>
-  </w:style>
-  <w:style w:type="character" w:customStyle="1" w:styleId="TitleChar">
-    <w:name w:val="Title Char"/>
-    <w:basedOn w:val="DefaultParagraphFont"/>
-    <w:link w:val="Title"/>
-    <w:uiPriority w:val="10"/>
-    <w:rsid w:val="00C91611"/>
-    <w:rPr>
-      <w:rFonts w:asciiTheme="majorHAnsi" w:eastAsiaTheme="majorEastAsia" w:hAnsiTheme="majorHAnsi" w:cstheme="majorBidi"/>
-      <w:spacing w:val="-10"/>
-      <w:kern w:val="28"/>
-      <w:sz w:val="56"/>
-      <w:szCs w:val="56"/>
-    </w:rPr>
-  </w:style>
-  <w:style w:type="paragraph" w:styleId="Subtitle">
-    <w:name w:val="Subtitle"/>
-    <w:basedOn w:val="Normal"/>
-    <w:next w:val="Normal"/>
-    <w:link w:val="SubtitleChar"/>
-    <w:uiPriority w:val="11"/>
-    <w:qFormat/>
-    <w:rsid w:val="00C91611"/>
-    <w:pPr>
-      <w:numPr>
-        <w:ilvl w:val="1"/>
-      </w:numPr>
-    </w:pPr>
-    <w:rPr>
-      <w:rFonts w:eastAsiaTheme="majorEastAsia" w:cstheme="majorBidi"/>
-      <w:color w:val="595959" w:themeColor="text1" w:themeTint="A6"/>
-      <w:spacing w:val="15"/>
-      <w:sz w:val="28"/>
-      <w:szCs w:val="28"/>
-    </w:rPr>
-  </w:style>
-  <w:style w:type="character" w:customStyle="1" w:styleId="SubtitleChar">
-    <w:name w:val="Subtitle Char"/>
-    <w:basedOn w:val="DefaultParagraphFont"/>
-    <w:link w:val="Subtitle"/>
-    <w:uiPriority w:val="11"/>
-    <w:rsid w:val="00C91611"/>
-    <w:rPr>
-      <w:rFonts w:eastAsiaTheme="majorEastAsia" w:cstheme="majorBidi"/>
-      <w:color w:val="595959" w:themeColor="text1" w:themeTint="A6"/>
-      <w:spacing w:val="15"/>
-      <w:sz w:val="28"/>
-      <w:szCs w:val="28"/>
-    </w:rPr>
-  </w:style>
-  <w:style w:type="paragraph" w:styleId="Quote">
-    <w:name w:val="Quote"/>
-    <w:basedOn w:val="Normal"/>
-    <w:next w:val="Normal"/>
-    <w:link w:val="QuoteChar"/>
-    <w:uiPriority w:val="29"/>
-    <w:qFormat/>
-    <w:rsid w:val="00C91611"/>
-    <w:pPr>
-      <w:spacing w:before="160"/>
-      <w:jc w:val="center"/>
-    </w:pPr>
-    <w:rPr>
-      <w:i/>
-      <w:iCs/>
-      <w:color w:val="404040" w:themeColor="text1" w:themeTint="BF"/>
-    </w:rPr>
-  </w:style>
-  <w:style w:type="character" w:customStyle="1" w:styleId="QuoteChar">
-    <w:name w:val="Quote Char"/>
-    <w:basedOn w:val="DefaultParagraphFont"/>
-    <w:link w:val="Quote"/>
-    <w:uiPriority w:val="29"/>
-    <w:rsid w:val="00C91611"/>
-    <w:rPr>
-      <w:i/>
-      <w:iCs/>
-      <w:color w:val="404040" w:themeColor="text1" w:themeTint="BF"/>
-    </w:rPr>
-  </w:style>
-  <w:style w:type="paragraph" w:styleId="ListParagraph">
-    <w:name w:val="List Paragraph"/>
-    <w:basedOn w:val="Normal"/>
-    <w:uiPriority w:val="34"/>
-    <w:qFormat/>
-    <w:rsid w:val="00C91611"/>
-    <w:pPr>
-      <w:ind w:left="720"/>
-      <w:contextualSpacing/>
-    </w:pPr>
-  </w:style>
-  <w:style w:type="character" w:styleId="IntenseEmphasis">
-    <w:name w:val="Intense Emphasis"/>
-    <w:basedOn w:val="DefaultParagraphFont"/>
-    <w:uiPriority w:val="21"/>
-    <w:qFormat/>
-    <w:rsid w:val="00C91611"/>
-    <w:rPr>
-      <w:i/>
-      <w:iCs/>
-      <w:color w:val="0F4761" w:themeColor="accent1" w:themeShade="BF"/>
-    </w:rPr>
-  </w:style>
-  <w:style w:type="paragraph" w:styleId="IntenseQuote">
-    <w:name w:val="Intense Quote"/>
-    <w:basedOn w:val="Normal"/>
-    <w:next w:val="Normal"/>
-    <w:link w:val="IntenseQuoteChar"/>
-    <w:uiPriority w:val="30"/>
-    <w:qFormat/>
-    <w:rsid w:val="00C91611"/>
-    <w:pPr>
-      <w:pBdr>
-        <w:top w:val="single" w:sz="4" w:space="10" w:color="0F4761" w:themeColor="accent1" w:themeShade="BF"/>
-        <w:bottom w:val="single" w:sz="4" w:space="10" w:color="0F4761" w:themeColor="accent1" w:themeShade="BF"/>
-      </w:pBdr>
-      <w:spacing w:before="360" w:after="360"/>
-      <w:ind w:left="864" w:right="864"/>
-      <w:jc w:val="center"/>
-    </w:pPr>
-    <w:rPr>
-      <w:i/>
-      <w:iCs/>
-      <w:color w:val="0F4761" w:themeColor="accent1" w:themeShade="BF"/>
-    </w:rPr>
-  </w:style>
-  <w:style w:type="character" w:customStyle="1" w:styleId="IntenseQuoteChar">
-    <w:name w:val="Intense Quote Char"/>
-    <w:basedOn w:val="DefaultParagraphFont"/>
-    <w:link w:val="IntenseQuote"/>
-    <w:uiPriority w:val="30"/>
-    <w:rsid w:val="00C91611"/>
-    <w:rPr>
-      <w:i/>
-      <w:iCs/>
-      <w:color w:val="0F4761" w:themeColor="accent1" w:themeShade="BF"/>
-    </w:rPr>
-  </w:style>
-  <w:style w:type="character" w:styleId="IntenseReference">
-    <w:name w:val="Intense Reference"/>
-    <w:basedOn w:val="DefaultParagraphFont"/>
-    <w:uiPriority w:val="32"/>
-    <w:qFormat/>
-    <w:rsid w:val="00C91611"/>
-    <w:rPr>
-      <w:b/>
-      <w:bCs/>
-      <w:smallCaps/>
-      <w:color w:val="0F4761" w:themeColor="accent1" w:themeShade="BF"/>
-      <w:spacing w:val="5"/>
-    </w:rPr>
-  </w:style>
 </w:styles>
 </file>
 
 <file path=word/theme/theme1.xml><?xml version="1.0" encoding="utf-8"?>
-<a:theme xmlns:a="http://schemas.openxmlformats.org/drawingml/2006/main" name="Office Theme">
+<a:theme xmlns:a="http://schemas.openxmlformats.org/drawingml/2006/main" xmlns:r="http://schemas.openxmlformats.org/officeDocument/2006/relationships" name="Office Theme">
   <a:themeElements>
     <a:clrScheme name="Office">
       <a:dk1>
-        <a:sysClr val="windowText" lastClr="000000"/>
+        <a:srgbClr val="000000"/>
       </a:dk1>
       <a:lt1>
-        <a:sysClr val="window" lastClr="FFFFFF"/>
+        <a:srgbClr val="FFFFFF"/>
       </a:lt1>
       <a:dk2>
         <a:srgbClr val="0E2841"/>
@@ -1456,153 +1992,55 @@
     </a:clrScheme>
     <a:fontScheme name="Office">
       <a:majorFont>
-        <a:latin typeface="Aptos Display" panose="02110004020202020204"/>
+        <a:latin typeface="Aptos Display" panose="02110004020202020204" pitchFamily="0" charset="1"/>
         <a:ea typeface=""/>
         <a:cs typeface=""/>
-        <a:font script="Jpan" typeface="游ゴシック Light"/>
-        <a:font script="Hang" typeface="맑은 고딕"/>
-        <a:font script="Hans" typeface="等线 Light"/>
-        <a:font script="Hant" typeface="新細明體"/>
-        <a:font script="Arab" typeface="Times New Roman"/>
-        <a:font script="Hebr" typeface="Times New Roman"/>
-        <a:font script="Thai" typeface="Angsana New"/>
-        <a:font script="Ethi" typeface="Nyala"/>
-        <a:font script="Beng" typeface="Vrinda"/>
-        <a:font script="Gujr" typeface="Shruti"/>
-        <a:font script="Khmr" typeface="MoolBoran"/>
-        <a:font script="Knda" typeface="Tunga"/>
-        <a:font script="Guru" typeface="Raavi"/>
-        <a:font script="Cans" typeface="Euphemia"/>
-        <a:font script="Cher" typeface="Plantagenet Cherokee"/>
-        <a:font script="Yiii" typeface="Microsoft Yi Baiti"/>
-        <a:font script="Tibt" typeface="Microsoft Himalaya"/>
-        <a:font script="Thaa" typeface="MV Boli"/>
-        <a:font script="Deva" typeface="Mangal"/>
-        <a:font script="Telu" typeface="Gautami"/>
-        <a:font script="Taml" typeface="Latha"/>
-        <a:font script="Syrc" typeface="Estrangelo Edessa"/>
-        <a:font script="Orya" typeface="Kalinga"/>
-        <a:font script="Mlym" typeface="Kartika"/>
-        <a:font script="Laoo" typeface="DokChampa"/>
-        <a:font script="Sinh" typeface="Iskoola Pota"/>
-        <a:font script="Mong" typeface="Mongolian Baiti"/>
-        <a:font script="Viet" typeface="Times New Roman"/>
-        <a:font script="Uigh" typeface="Microsoft Uighur"/>
-        <a:font script="Geor" typeface="Sylfaen"/>
-        <a:font script="Armn" typeface="Arial"/>
-        <a:font script="Bugi" typeface="Leelawadee UI"/>
-        <a:font script="Bopo" typeface="Microsoft JhengHei"/>
-        <a:font script="Java" typeface="Javanese Text"/>
-        <a:font script="Lisu" typeface="Segoe UI"/>
-        <a:font script="Mymr" typeface="Myanmar Text"/>
-        <a:font script="Nkoo" typeface="Ebrima"/>
-        <a:font script="Olck" typeface="Nirmala UI"/>
-        <a:font script="Osma" typeface="Ebrima"/>
-        <a:font script="Phag" typeface="Phagspa"/>
-        <a:font script="Syrn" typeface="Estrangelo Edessa"/>
-        <a:font script="Syrj" typeface="Estrangelo Edessa"/>
-        <a:font script="Syre" typeface="Estrangelo Edessa"/>
-        <a:font script="Sora" typeface="Nirmala UI"/>
-        <a:font script="Tale" typeface="Microsoft Tai Le"/>
-        <a:font script="Talu" typeface="Microsoft New Tai Lue"/>
-        <a:font script="Tfng" typeface="Ebrima"/>
       </a:majorFont>
       <a:minorFont>
-        <a:latin typeface="Aptos" panose="02110004020202020204"/>
+        <a:latin typeface="Aptos" panose="02110004020202020204" pitchFamily="0" charset="1"/>
         <a:ea typeface=""/>
         <a:cs typeface=""/>
-        <a:font script="Jpan" typeface="游明朝"/>
-        <a:font script="Hang" typeface="맑은 고딕"/>
-        <a:font script="Hans" typeface="等线"/>
-        <a:font script="Hant" typeface="新細明體"/>
-        <a:font script="Arab" typeface="Arial"/>
-        <a:font script="Hebr" typeface="Arial"/>
-        <a:font script="Thai" typeface="Cordia New"/>
-        <a:font script="Ethi" typeface="Nyala"/>
-        <a:font script="Beng" typeface="Vrinda"/>
-        <a:font script="Gujr" typeface="Shruti"/>
-        <a:font script="Khmr" typeface="DaunPenh"/>
-        <a:font script="Knda" typeface="Tunga"/>
-        <a:font script="Guru" typeface="Raavi"/>
-        <a:font script="Cans" typeface="Euphemia"/>
-        <a:font script="Cher" typeface="Plantagenet Cherokee"/>
-        <a:font script="Yiii" typeface="Microsoft Yi Baiti"/>
-        <a:font script="Tibt" typeface="Microsoft Himalaya"/>
-        <a:font script="Thaa" typeface="MV Boli"/>
-        <a:font script="Deva" typeface="Mangal"/>
-        <a:font script="Telu" typeface="Gautami"/>
-        <a:font script="Taml" typeface="Latha"/>
-        <a:font script="Syrc" typeface="Estrangelo Edessa"/>
-        <a:font script="Orya" typeface="Kalinga"/>
-        <a:font script="Mlym" typeface="Kartika"/>
-        <a:font script="Laoo" typeface="DokChampa"/>
-        <a:font script="Sinh" typeface="Iskoola Pota"/>
-        <a:font script="Mong" typeface="Mongolian Baiti"/>
-        <a:font script="Viet" typeface="Arial"/>
-        <a:font script="Uigh" typeface="Microsoft Uighur"/>
-        <a:font script="Geor" typeface="Sylfaen"/>
-        <a:font script="Armn" typeface="Arial"/>
-        <a:font script="Bugi" typeface="Leelawadee UI"/>
-        <a:font script="Bopo" typeface="Microsoft JhengHei"/>
-        <a:font script="Java" typeface="Javanese Text"/>
-        <a:font script="Lisu" typeface="Segoe UI"/>
-        <a:font script="Mymr" typeface="Myanmar Text"/>
-        <a:font script="Nkoo" typeface="Ebrima"/>
-        <a:font script="Olck" typeface="Nirmala UI"/>
-        <a:font script="Osma" typeface="Ebrima"/>
-        <a:font script="Phag" typeface="Phagspa"/>
-        <a:font script="Syrn" typeface="Estrangelo Edessa"/>
-        <a:font script="Syrj" typeface="Estrangelo Edessa"/>
-        <a:font script="Syre" typeface="Estrangelo Edessa"/>
-        <a:font script="Sora" typeface="Nirmala UI"/>
-        <a:font script="Tale" typeface="Microsoft Tai Le"/>
-        <a:font script="Talu" typeface="Microsoft New Tai Lue"/>
-        <a:font script="Tfng" typeface="Ebrima"/>
       </a:minorFont>
     </a:fontScheme>
-    <a:fmtScheme name="Office">
+    <a:fmtScheme>
       <a:fillStyleLst>
         <a:solidFill>
           <a:schemeClr val="phClr"/>
         </a:solidFill>
-        <a:gradFill rotWithShape="1">
+        <a:gradFill>
           <a:gsLst>
             <a:gs pos="0">
               <a:schemeClr val="phClr">
                 <a:lumMod val="110000"/>
-                <a:satMod val="105000"/>
                 <a:tint val="67000"/>
               </a:schemeClr>
             </a:gs>
             <a:gs pos="50000">
               <a:schemeClr val="phClr">
                 <a:lumMod val="105000"/>
-                <a:satMod val="103000"/>
                 <a:tint val="73000"/>
               </a:schemeClr>
             </a:gs>
             <a:gs pos="100000">
               <a:schemeClr val="phClr">
                 <a:lumMod val="105000"/>
-                <a:satMod val="109000"/>
                 <a:tint val="81000"/>
               </a:schemeClr>
             </a:gs>
           </a:gsLst>
           <a:lin ang="5400000" scaled="0"/>
+          <a:tileRect l="0" t="0" r="0" b="0"/>
         </a:gradFill>
-        <a:gradFill rotWithShape="1">
+        <a:gradFill>
           <a:gsLst>
             <a:gs pos="0">
               <a:schemeClr val="phClr">
-                <a:satMod val="103000"/>
                 <a:lumMod val="102000"/>
                 <a:tint val="94000"/>
               </a:schemeClr>
             </a:gs>
             <a:gs pos="50000">
               <a:schemeClr val="phClr">
-                <a:satMod val="110000"/>
                 <a:lumMod val="100000"/>
                 <a:shade val="100000"/>
               </a:schemeClr>
@@ -1610,33 +2048,24 @@
             <a:gs pos="100000">
               <a:schemeClr val="phClr">
                 <a:lumMod val="99000"/>
-                <a:satMod val="120000"/>
                 <a:shade val="78000"/>
               </a:schemeClr>
             </a:gs>
           </a:gsLst>
           <a:lin ang="5400000" scaled="0"/>
+          <a:tileRect l="0" t="0" r="0" b="0"/>
         </a:gradFill>
       </a:fillStyleLst>
       <a:lnStyleLst>
         <a:ln w="12700" cap="flat" cmpd="sng" algn="ctr">
-          <a:solidFill>
-            <a:schemeClr val="phClr"/>
-          </a:solidFill>
           <a:prstDash val="solid"/>
           <a:miter lim="800000"/>
         </a:ln>
         <a:ln w="19050" cap="flat" cmpd="sng" algn="ctr">
-          <a:solidFill>
-            <a:schemeClr val="phClr"/>
-          </a:solidFill>
           <a:prstDash val="solid"/>
           <a:miter lim="800000"/>
         </a:ln>
         <a:ln w="25400" cap="flat" cmpd="sng" algn="ctr">
-          <a:solidFill>
-            <a:schemeClr val="phClr"/>
-          </a:solidFill>
           <a:prstDash val="solid"/>
           <a:miter lim="800000"/>
         </a:ln>
@@ -1649,13 +2078,7 @@
           <a:effectLst/>
         </a:effectStyle>
         <a:effectStyle>
-          <a:effectLst>
-            <a:outerShdw blurRad="57150" dist="19050" dir="5400000" algn="ctr" rotWithShape="0">
-              <a:srgbClr val="000000">
-                <a:alpha val="63000"/>
-              </a:srgbClr>
-            </a:outerShdw>
-          </a:effectLst>
+          <a:effectLst/>
         </a:effectStyle>
       </a:effectStyleLst>
       <a:bgFillStyleLst>
@@ -1665,15 +2088,13 @@
         <a:solidFill>
           <a:schemeClr val="phClr">
             <a:tint val="95000"/>
-            <a:satMod val="170000"/>
           </a:schemeClr>
         </a:solidFill>
-        <a:gradFill rotWithShape="1">
+        <a:gradFill>
           <a:gsLst>
             <a:gs pos="0">
               <a:schemeClr val="phClr">
                 <a:tint val="93000"/>
-                <a:satMod val="150000"/>
                 <a:shade val="98000"/>
                 <a:lumMod val="102000"/>
               </a:schemeClr>
@@ -1681,7 +2102,6 @@
             <a:gs pos="50000">
               <a:schemeClr val="phClr">
                 <a:tint val="98000"/>
-                <a:satMod val="130000"/>
                 <a:shade val="90000"/>
                 <a:lumMod val="103000"/>
               </a:schemeClr>
@@ -1689,41 +2109,14 @@
             <a:gs pos="100000">
               <a:schemeClr val="phClr">
                 <a:shade val="63000"/>
-                <a:satMod val="120000"/>
               </a:schemeClr>
             </a:gs>
           </a:gsLst>
           <a:lin ang="5400000" scaled="0"/>
+          <a:tileRect l="0" t="0" r="0" b="0"/>
         </a:gradFill>
       </a:bgFillStyleLst>
     </a:fmtScheme>
   </a:themeElements>
-  <a:objectDefaults>
-    <a:lnDef>
-      <a:spPr/>
-      <a:bodyPr/>
-      <a:lstStyle/>
-      <a:style>
-        <a:lnRef idx="2">
-          <a:schemeClr val="accent1"/>
-        </a:lnRef>
-        <a:fillRef idx="0">
-          <a:schemeClr val="accent1"/>
-        </a:fillRef>
-        <a:effectRef idx="1">
-          <a:schemeClr val="accent1"/>
-        </a:effectRef>
-        <a:fontRef idx="minor">
-          <a:schemeClr val="tx1"/>
-        </a:fontRef>
-      </a:style>
-    </a:lnDef>
-  </a:objectDefaults>
-  <a:extraClrSchemeLst/>
-  <a:extLst>
-    <a:ext uri="{05A4C25C-085E-4340-85A3-A5531E510DB2}">
-      <thm15:themeFamily xmlns:thm15="http://schemas.microsoft.com/office/thememl/2012/main" name="Office Theme" id="{2E142A2C-CD16-42D6-873A-C26D2A0506FA}" vid="{1BDDFF52-6CD6-40A5-AB3C-68EB2F1E4D0A}"/>
-    </a:ext>
-  </a:extLst>
 </a:theme>
 </file>